--- a/healer-game/メモ/ストーリー.docx
+++ b/healer-game/メモ/ストーリー.docx
@@ -582,7 +582,13 @@
         <w:rPr>
           <w:rFonts w:hint="eastAsia"/>
         </w:rPr>
-        <w:t>あなたのサポート能力でチームを勝利に導きましょう！</w:t>
+        <w:t>あなたのサポート能力でチームを勝利に導きましょう</w:t>
+      </w:r>
+      <w:r>
+        <w:rPr>
+          <w:rFonts w:hint="eastAsia"/>
+        </w:rPr>
+        <w:t>！</w:t>
       </w:r>
     </w:p>
     <w:p>
@@ -1876,9 +1882,6 @@
     <w:p>
       <w:pPr>
         <w:pStyle w:val="3"/>
-        <w:rPr>
-          <w:rFonts w:hint="eastAsia"/>
-        </w:rPr>
       </w:pPr>
       <w:r>
         <w:rPr>

--- a/healer-game/メモ/ストーリー.docx
+++ b/healer-game/メモ/ストーリー.docx
@@ -1,6 +1,6 @@
 
 <file path=word/document.xml><?xml version="1.0" encoding="utf-8"?>
-<w:document xmlns:wpc="http://schemas.microsoft.com/office/word/2010/wordprocessingCanvas" xmlns:cx="http://schemas.microsoft.com/office/drawing/2014/chartex" xmlns:cx1="http://schemas.microsoft.com/office/drawing/2015/9/8/chartex" xmlns:cx2="http://schemas.microsoft.com/office/drawing/2015/10/21/chartex" xmlns:cx3="http://schemas.microsoft.com/office/drawing/2016/5/9/chartex" xmlns:cx4="http://schemas.microsoft.com/office/drawing/2016/5/10/chartex" xmlns:cx5="http://schemas.microsoft.com/office/drawing/2016/5/11/chartex" xmlns:cx6="http://schemas.microsoft.com/office/drawing/2016/5/12/chartex" xmlns:cx7="http://schemas.microsoft.com/office/drawing/2016/5/13/chartex" xmlns:cx8="http://schemas.microsoft.com/office/drawing/2016/5/14/chartex" xmlns:mc="http://schemas.openxmlformats.org/markup-compatibility/2006" xmlns:aink="http://schemas.microsoft.com/office/drawing/2016/ink" xmlns:am3d="http://schemas.microsoft.com/office/drawing/2017/model3d" xmlns:o="urn:schemas-microsoft-com:office:office" xmlns:oel="http://schemas.microsoft.com/office/2019/extlst" xmlns:r="http://schemas.openxmlformats.org/officeDocument/2006/relationships" xmlns:m="http://schemas.openxmlformats.org/officeDocument/2006/math" xmlns:v="urn:schemas-microsoft-com:vml" xmlns:wp14="http://schemas.microsoft.com/office/word/2010/wordprocessingDrawing" xmlns:wp="http://schemas.openxmlformats.org/drawingml/2006/wordprocessingDrawing" xmlns:w10="urn:schemas-microsoft-com:office:word" xmlns:w="http://schemas.openxmlformats.org/wordprocessingml/2006/main" xmlns:w14="http://schemas.microsoft.com/office/word/2010/wordml" xmlns:w15="http://schemas.microsoft.com/office/word/2012/wordml" xmlns:w16cex="http://schemas.microsoft.com/office/word/2018/wordml/cex" xmlns:w16cid="http://schemas.microsoft.com/office/word/2016/wordml/cid" xmlns:w16="http://schemas.microsoft.com/office/word/2018/wordml" xmlns:w16du="http://schemas.microsoft.com/office/word/2023/wordml/word16du" xmlns:w16sdtdh="http://schemas.microsoft.com/office/word/2020/wordml/sdtdatahash" xmlns:w16sdtfl="http://schemas.microsoft.com/office/word/2024/wordml/sdtformatlock" xmlns:w16se="http://schemas.microsoft.com/office/word/2015/wordml/symex" xmlns:wpg="http://schemas.microsoft.com/office/word/2010/wordprocessingGroup" xmlns:wpi="http://schemas.microsoft.com/office/word/2010/wordprocessingInk" xmlns:wne="http://schemas.microsoft.com/office/word/2006/wordml" xmlns:wps="http://schemas.microsoft.com/office/word/2010/wordprocessingShape" mc:Ignorable="w14 w15 w16se w16cid w16 w16cex w16sdtdh w16sdtfl w16du wp14">
+<w:document xmlns:wpc="http://schemas.microsoft.com/office/word/2010/wordprocessingCanvas" xmlns:cx="http://schemas.microsoft.com/office/drawing/2014/chartex" xmlns:cx1="http://schemas.microsoft.com/office/drawing/2015/9/8/chartex" xmlns:cx2="http://schemas.microsoft.com/office/drawing/2015/10/21/chartex" xmlns:cx3="http://schemas.microsoft.com/office/drawing/2016/5/9/chartex" xmlns:cx4="http://schemas.microsoft.com/office/drawing/2016/5/10/chartex" xmlns:cx5="http://schemas.microsoft.com/office/drawing/2016/5/11/chartex" xmlns:cx6="http://schemas.microsoft.com/office/drawing/2016/5/12/chartex" xmlns:cx7="http://schemas.microsoft.com/office/drawing/2016/5/13/chartex" xmlns:cx8="http://schemas.microsoft.com/office/drawing/2016/5/14/chartex" xmlns:mc="http://schemas.openxmlformats.org/markup-compatibility/2006" xmlns:aink="http://schemas.microsoft.com/office/drawing/2016/ink" xmlns:am3d="http://schemas.microsoft.com/office/drawing/2017/model3d" xmlns:o="urn:schemas-microsoft-com:office:office" xmlns:oel="http://schemas.microsoft.com/office/2019/extlst" xmlns:r="http://schemas.openxmlformats.org/officeDocument/2006/relationships" xmlns:m="http://schemas.openxmlformats.org/officeDocument/2006/math" xmlns:v="urn:schemas-microsoft-com:vml" xmlns:wp14="http://schemas.microsoft.com/office/word/2010/wordprocessingDrawing" xmlns:wp="http://schemas.openxmlformats.org/drawingml/2006/wordprocessingDrawing" xmlns:w10="urn:schemas-microsoft-com:office:word" xmlns:w="http://schemas.openxmlformats.org/wordprocessingml/2006/main" xmlns:w14="http://schemas.microsoft.com/office/word/2010/wordml" xmlns:w15="http://schemas.microsoft.com/office/word/2012/wordml" xmlns:w16cei="http://schemas.microsoft.com/office/word/2026/wordml/cei" xmlns:w16cex="http://schemas.microsoft.com/office/word/2018/wordml/cex" xmlns:w16cid="http://schemas.microsoft.com/office/word/2016/wordml/cid" xmlns:w16="http://schemas.microsoft.com/office/word/2018/wordml" xmlns:w16du="http://schemas.microsoft.com/office/word/2023/wordml/word16du" xmlns:w16sdtdh="http://schemas.microsoft.com/office/word/2020/wordml/sdtdatahash" xmlns:w16sdtfl="http://schemas.microsoft.com/office/word/2024/wordml/sdtformatlock" xmlns:w16se="http://schemas.microsoft.com/office/word/2015/wordml/symex" xmlns:wpg="http://schemas.microsoft.com/office/word/2010/wordprocessingGroup" xmlns:wpi="http://schemas.microsoft.com/office/word/2010/wordprocessingInk" xmlns:wne="http://schemas.microsoft.com/office/word/2006/wordml" xmlns:wps="http://schemas.microsoft.com/office/word/2010/wordprocessingShape" mc:Ignorable="w14 w15 w16se w16cid w16 w16cex w16sdtdh w16sdtfl w16du wp14">
   <w:body>
     <w:p>
       <w:pPr>
@@ -483,6 +483,7 @@
     <w:p>
       <w:pPr>
         <w:pStyle w:val="4"/>
+        <w:ind w:left="210"/>
       </w:pPr>
       <w:r>
         <w:rPr>
@@ -494,6 +495,7 @@
     <w:p>
       <w:pPr>
         <w:pStyle w:val="4"/>
+        <w:ind w:left="210"/>
       </w:pPr>
       <w:r>
         <w:rPr>
@@ -505,6 +507,7 @@
     <w:p>
       <w:pPr>
         <w:pStyle w:val="4"/>
+        <w:ind w:left="210"/>
       </w:pPr>
       <w:r>
         <w:rPr>
@@ -516,6 +519,7 @@
     <w:p>
       <w:pPr>
         <w:pStyle w:val="4"/>
+        <w:ind w:left="210"/>
       </w:pPr>
       <w:r>
         <w:rPr>
@@ -538,6 +542,7 @@
     <w:p>
       <w:pPr>
         <w:pStyle w:val="4"/>
+        <w:ind w:left="210"/>
       </w:pPr>
       <w:r>
         <w:rPr>
@@ -549,6 +554,7 @@
     <w:p>
       <w:pPr>
         <w:pStyle w:val="4"/>
+        <w:ind w:left="210"/>
       </w:pPr>
       <w:r>
         <w:rPr>
@@ -560,6 +566,7 @@
     <w:p>
       <w:pPr>
         <w:pStyle w:val="4"/>
+        <w:ind w:left="210"/>
       </w:pPr>
       <w:r>
         <w:rPr>
@@ -577,6 +584,7 @@
     <w:p>
       <w:pPr>
         <w:pStyle w:val="4"/>
+        <w:ind w:left="210"/>
       </w:pPr>
       <w:r>
         <w:rPr>
@@ -594,6 +602,7 @@
     <w:p>
       <w:pPr>
         <w:pStyle w:val="4"/>
+        <w:ind w:left="210"/>
       </w:pPr>
       <w:r>
         <w:rPr>
@@ -605,6 +614,7 @@
     <w:p>
       <w:pPr>
         <w:pStyle w:val="4"/>
+        <w:ind w:left="210"/>
       </w:pPr>
       <w:r>
         <w:rPr>
@@ -616,6 +626,7 @@
     <w:p>
       <w:pPr>
         <w:pStyle w:val="4"/>
+        <w:ind w:left="210"/>
       </w:pPr>
       <w:r>
         <w:rPr>
@@ -627,6 +638,7 @@
     <w:p>
       <w:pPr>
         <w:pStyle w:val="4"/>
+        <w:ind w:left="210"/>
       </w:pPr>
       <w:r>
         <w:rPr>
@@ -650,6 +662,7 @@
     <w:p>
       <w:pPr>
         <w:pStyle w:val="4"/>
+        <w:ind w:left="210"/>
       </w:pPr>
       <w:r>
         <w:rPr>
@@ -661,6 +674,7 @@
     <w:p>
       <w:pPr>
         <w:pStyle w:val="4"/>
+        <w:ind w:left="210"/>
       </w:pPr>
       <w:r>
         <w:rPr>
@@ -672,6 +686,7 @@
     <w:p>
       <w:pPr>
         <w:pStyle w:val="4"/>
+        <w:ind w:left="210"/>
       </w:pPr>
       <w:r>
         <w:rPr>
@@ -683,6 +698,7 @@
     <w:p>
       <w:pPr>
         <w:pStyle w:val="4"/>
+        <w:ind w:left="210"/>
       </w:pPr>
       <w:r>
         <w:rPr>
@@ -694,6 +710,7 @@
     <w:p>
       <w:pPr>
         <w:pStyle w:val="4"/>
+        <w:ind w:left="210"/>
       </w:pPr>
       <w:r>
         <w:rPr>
@@ -705,6 +722,7 @@
     <w:p>
       <w:pPr>
         <w:pStyle w:val="4"/>
+        <w:ind w:left="210"/>
       </w:pPr>
       <w:r>
         <w:rPr>
@@ -728,6 +746,7 @@
     <w:p>
       <w:pPr>
         <w:pStyle w:val="4"/>
+        <w:ind w:left="210"/>
       </w:pPr>
       <w:r>
         <w:rPr>
@@ -739,6 +758,7 @@
     <w:p>
       <w:pPr>
         <w:pStyle w:val="4"/>
+        <w:ind w:left="210"/>
       </w:pPr>
       <w:r>
         <w:rPr>
@@ -750,6 +770,7 @@
     <w:p>
       <w:pPr>
         <w:pStyle w:val="4"/>
+        <w:ind w:left="210"/>
       </w:pPr>
       <w:r>
         <w:rPr>
@@ -761,6 +782,7 @@
     <w:p>
       <w:pPr>
         <w:pStyle w:val="4"/>
+        <w:ind w:left="210"/>
       </w:pPr>
       <w:r>
         <w:rPr>
@@ -772,6 +794,7 @@
     <w:p>
       <w:pPr>
         <w:pStyle w:val="4"/>
+        <w:ind w:left="210"/>
       </w:pPr>
       <w:r>
         <w:rPr>
@@ -783,6 +806,7 @@
     <w:p>
       <w:pPr>
         <w:pStyle w:val="4"/>
+        <w:ind w:left="210"/>
       </w:pPr>
       <w:r>
         <w:rPr>
@@ -794,6 +818,7 @@
     <w:p>
       <w:pPr>
         <w:pStyle w:val="4"/>
+        <w:ind w:left="210"/>
       </w:pPr>
       <w:r>
         <w:rPr>
@@ -805,6 +830,7 @@
     <w:p>
       <w:pPr>
         <w:pStyle w:val="4"/>
+        <w:ind w:left="210"/>
       </w:pPr>
       <w:r>
         <w:rPr>
@@ -816,6 +842,7 @@
     <w:p>
       <w:pPr>
         <w:pStyle w:val="4"/>
+        <w:ind w:left="210"/>
       </w:pPr>
       <w:r>
         <w:rPr>
@@ -827,6 +854,7 @@
     <w:p>
       <w:pPr>
         <w:pStyle w:val="4"/>
+        <w:ind w:left="210"/>
       </w:pPr>
       <w:r>
         <w:rPr>
@@ -838,6 +866,7 @@
     <w:p>
       <w:pPr>
         <w:pStyle w:val="4"/>
+        <w:ind w:left="210"/>
       </w:pPr>
       <w:r>
         <w:rPr>
@@ -849,6 +878,7 @@
     <w:p>
       <w:pPr>
         <w:pStyle w:val="4"/>
+        <w:ind w:left="210"/>
       </w:pPr>
       <w:r>
         <w:rPr>
@@ -860,6 +890,7 @@
     <w:p>
       <w:pPr>
         <w:pStyle w:val="4"/>
+        <w:ind w:left="210"/>
       </w:pPr>
       <w:r>
         <w:rPr>
@@ -871,6 +902,7 @@
     <w:p>
       <w:pPr>
         <w:pStyle w:val="4"/>
+        <w:ind w:left="210"/>
       </w:pPr>
       <w:r>
         <w:rPr>
@@ -882,6 +914,7 @@
     <w:p>
       <w:pPr>
         <w:pStyle w:val="4"/>
+        <w:ind w:left="210"/>
       </w:pPr>
       <w:r>
         <w:rPr>
@@ -893,6 +926,7 @@
     <w:p>
       <w:pPr>
         <w:pStyle w:val="4"/>
+        <w:ind w:left="210"/>
       </w:pPr>
       <w:r>
         <w:rPr>
@@ -904,6 +938,7 @@
     <w:p>
       <w:pPr>
         <w:pStyle w:val="4"/>
+        <w:ind w:left="210"/>
       </w:pPr>
       <w:r>
         <w:rPr>
@@ -915,6 +950,7 @@
     <w:p>
       <w:pPr>
         <w:pStyle w:val="4"/>
+        <w:ind w:left="210"/>
       </w:pPr>
       <w:r>
         <w:rPr>
@@ -926,6 +962,7 @@
     <w:p>
       <w:pPr>
         <w:pStyle w:val="4"/>
+        <w:ind w:left="210"/>
       </w:pPr>
       <w:r>
         <w:rPr>
@@ -937,6 +974,7 @@
     <w:p>
       <w:pPr>
         <w:pStyle w:val="4"/>
+        <w:ind w:left="210"/>
       </w:pPr>
       <w:r>
         <w:rPr>
@@ -948,6 +986,7 @@
     <w:p>
       <w:pPr>
         <w:pStyle w:val="4"/>
+        <w:ind w:left="210"/>
       </w:pPr>
       <w:r>
         <w:rPr>
@@ -959,6 +998,7 @@
     <w:p>
       <w:pPr>
         <w:pStyle w:val="4"/>
+        <w:ind w:left="210"/>
       </w:pPr>
       <w:r>
         <w:rPr>
@@ -970,6 +1010,7 @@
     <w:p>
       <w:pPr>
         <w:pStyle w:val="4"/>
+        <w:ind w:left="210"/>
       </w:pPr>
       <w:r>
         <w:rPr>
@@ -981,6 +1022,7 @@
     <w:p>
       <w:pPr>
         <w:pStyle w:val="4"/>
+        <w:ind w:left="210"/>
       </w:pPr>
       <w:r>
         <w:rPr>
@@ -992,6 +1034,7 @@
     <w:p>
       <w:pPr>
         <w:pStyle w:val="4"/>
+        <w:ind w:left="210"/>
       </w:pPr>
       <w:r>
         <w:rPr>
@@ -1003,6 +1046,7 @@
     <w:p>
       <w:pPr>
         <w:pStyle w:val="4"/>
+        <w:ind w:left="210"/>
       </w:pPr>
       <w:r>
         <w:rPr>
@@ -1020,6 +1064,7 @@
     <w:p>
       <w:pPr>
         <w:pStyle w:val="4"/>
+        <w:ind w:left="210"/>
       </w:pPr>
       <w:r>
         <w:rPr>
@@ -1043,6 +1088,7 @@
     <w:p>
       <w:pPr>
         <w:pStyle w:val="4"/>
+        <w:ind w:left="210"/>
       </w:pPr>
       <w:r>
         <w:rPr>
@@ -1054,6 +1100,7 @@
     <w:p>
       <w:pPr>
         <w:pStyle w:val="4"/>
+        <w:ind w:left="210"/>
       </w:pPr>
       <w:r>
         <w:rPr>
@@ -1065,6 +1112,7 @@
     <w:p>
       <w:pPr>
         <w:pStyle w:val="4"/>
+        <w:ind w:left="210"/>
       </w:pPr>
       <w:r>
         <w:rPr>
@@ -1076,6 +1124,7 @@
     <w:p>
       <w:pPr>
         <w:pStyle w:val="4"/>
+        <w:ind w:left="210"/>
       </w:pPr>
       <w:r>
         <w:rPr>
@@ -1087,6 +1136,7 @@
     <w:p>
       <w:pPr>
         <w:pStyle w:val="4"/>
+        <w:ind w:left="210"/>
       </w:pPr>
       <w:r>
         <w:rPr>
@@ -1098,6 +1148,7 @@
     <w:p>
       <w:pPr>
         <w:pStyle w:val="4"/>
+        <w:ind w:left="210"/>
       </w:pPr>
       <w:r>
         <w:rPr>
@@ -1114,12 +1165,193 @@
         <w:rPr>
           <w:rFonts w:hint="eastAsia"/>
         </w:rPr>
+        <w:t>チュートリアル後</w:t>
+      </w:r>
+    </w:p>
+    <w:p>
+      <w:pPr>
+        <w:pStyle w:val="3"/>
+      </w:pPr>
+      <w:r>
+        <w:rPr>
+          <w:rFonts w:hint="eastAsia"/>
+        </w:rPr>
         <w:t>なんだかんだみんな強いねとある程度仲良くなる</w:t>
       </w:r>
     </w:p>
     <w:p>
       <w:pPr>
-        <w:pStyle w:val="2"/>
+        <w:pStyle w:val="4"/>
+      </w:pPr>
+      <w:r>
+        <w:rPr>
+          <w:rFonts w:hint="eastAsia"/>
+        </w:rPr>
+        <w:t>スシア「それで、みんなは何体倒せたのかな？」</w:t>
+      </w:r>
+    </w:p>
+    <w:p>
+      <w:pPr>
+        <w:pStyle w:val="4"/>
+      </w:pPr>
+      <w:r>
+        <w:rPr>
+          <w:rFonts w:hint="eastAsia"/>
+        </w:rPr>
+        <w:t>リハス「俺様が１体も倒せなかったなんて」</w:t>
+      </w:r>
+    </w:p>
+    <w:p>
+      <w:pPr>
+        <w:pStyle w:val="4"/>
+      </w:pPr>
+      <w:r>
+        <w:rPr>
+          <w:rFonts w:hint="eastAsia"/>
+        </w:rPr>
+        <w:t>ウルペス「僕が…負けたなんて」</w:t>
+      </w:r>
+    </w:p>
+    <w:p>
+      <w:pPr>
+        <w:pStyle w:val="4"/>
+      </w:pPr>
+      <w:r>
+        <w:rPr>
+          <w:rFonts w:hint="eastAsia"/>
+        </w:rPr>
+        <w:t>アルジュナ「(一人称)も１体も倒せなかった…」</w:t>
+      </w:r>
+    </w:p>
+    <w:p>
+      <w:pPr>
+        <w:pStyle w:val="4"/>
+      </w:pPr>
+      <w:r>
+        <w:rPr>
+          <w:rFonts w:hint="eastAsia"/>
+        </w:rPr>
+        <w:t>スシア「フィナルドは白魔法士だから当然じゃない？」</w:t>
+      </w:r>
+    </w:p>
+    <w:p>
+      <w:pPr>
+        <w:pStyle w:val="4"/>
+      </w:pPr>
+      <w:r>
+        <w:rPr>
+          <w:rFonts w:hint="eastAsia"/>
+        </w:rPr>
+        <w:t>リハス「認めよう…スシア…」</w:t>
+      </w:r>
+    </w:p>
+    <w:p>
+      <w:pPr>
+        <w:pStyle w:val="4"/>
+      </w:pPr>
+      <w:r>
+        <w:rPr>
+          <w:rFonts w:hint="eastAsia"/>
+        </w:rPr>
+        <w:t>リハス「俺様くらいは強いんだな」</w:t>
+      </w:r>
+    </w:p>
+    <w:p>
+      <w:pPr>
+        <w:pStyle w:val="4"/>
+      </w:pPr>
+      <w:r>
+        <w:rPr>
+          <w:rFonts w:hint="eastAsia"/>
+        </w:rPr>
+        <w:t>スシア「上から目線でどうも」</w:t>
+      </w:r>
+    </w:p>
+    <w:p>
+      <w:pPr>
+        <w:pStyle w:val="4"/>
+      </w:pPr>
+      <w:r>
+        <w:rPr>
+          <w:rFonts w:hint="eastAsia"/>
+        </w:rPr>
+        <w:t>ウルペス「あぁ、そうだな」</w:t>
+      </w:r>
+    </w:p>
+    <w:p>
+      <w:pPr>
+        <w:pStyle w:val="4"/>
+      </w:pPr>
+      <w:r>
+        <w:rPr>
+          <w:rFonts w:hint="eastAsia"/>
+        </w:rPr>
+        <w:t>ウルペス「僕の次くらいには強いな」</w:t>
+      </w:r>
+    </w:p>
+    <w:p>
+      <w:pPr>
+        <w:pStyle w:val="4"/>
+      </w:pPr>
+      <w:r>
+        <w:rPr>
+          <w:rFonts w:hint="eastAsia"/>
+        </w:rPr>
+        <w:t>スシア「トゥルスの</w:t>
+      </w:r>
+      <w:r>
+        <w:rPr>
+          <w:rFonts w:hint="eastAsia"/>
+        </w:rPr>
+        <w:t>次</w:t>
+      </w:r>
+      <w:r>
+        <w:rPr>
+          <w:rFonts w:hint="eastAsia"/>
+        </w:rPr>
+        <w:t>とか光栄で仕方がない</w:t>
+      </w:r>
+      <w:r>
+        <w:rPr>
+          <w:rFonts w:hint="eastAsia"/>
+        </w:rPr>
+        <w:t>ワネー</w:t>
+      </w:r>
+      <w:r>
+        <w:rPr>
+          <w:rFonts w:hint="eastAsia"/>
+        </w:rPr>
+        <w:t>」</w:t>
+      </w:r>
+    </w:p>
+    <w:p>
+      <w:pPr>
+        <w:pStyle w:val="4"/>
+      </w:pPr>
+      <w:r>
+        <w:rPr>
+          <w:rFonts w:hint="eastAsia"/>
+        </w:rPr>
+        <w:t>スシア「まあ、みんなセンスはあるんじゃない？」</w:t>
+      </w:r>
+    </w:p>
+    <w:p>
+      <w:pPr>
+        <w:pStyle w:val="4"/>
+        <w:rPr>
+          <w:rFonts w:hint="eastAsia"/>
+        </w:rPr>
+      </w:pPr>
+      <w:r>
+        <w:rPr>
+          <w:rFonts w:hint="eastAsia"/>
+        </w:rPr>
+        <w:t>アルジュナ「(まだみんなプライドがあるけど仲良くなれそうでよかった…)」</w:t>
+      </w:r>
+    </w:p>
+    <w:p>
+      <w:pPr>
+        <w:pStyle w:val="3"/>
       </w:pPr>
       <w:r>
         <w:rPr>
@@ -1130,7 +1362,54 @@
     </w:p>
     <w:p>
       <w:pPr>
-        <w:pStyle w:val="2"/>
+        <w:pStyle w:val="4"/>
+      </w:pPr>
+      <w:r>
+        <w:rPr>
+          <w:rFonts w:hint="eastAsia"/>
+        </w:rPr>
+        <w:t>アルジュナ「みんな！改めて、これからよろしくね！」</w:t>
+      </w:r>
+    </w:p>
+    <w:p>
+      <w:pPr>
+        <w:pStyle w:val="4"/>
+      </w:pPr>
+      <w:r>
+        <w:rPr>
+          <w:rFonts w:hint="eastAsia"/>
+        </w:rPr>
+        <w:t>ウルペス「あぁ！僕達で魔王を討伐するぞー！」</w:t>
+      </w:r>
+    </w:p>
+    <w:p>
+      <w:pPr>
+        <w:pStyle w:val="4"/>
+      </w:pPr>
+      <w:r>
+        <w:rPr>
+          <w:rFonts w:hint="eastAsia"/>
+        </w:rPr>
+        <w:t>リハス「俺様に任せな！」</w:t>
+      </w:r>
+    </w:p>
+    <w:p>
+      <w:pPr>
+        <w:pStyle w:val="4"/>
+        <w:rPr>
+          <w:rFonts w:hint="eastAsia"/>
+        </w:rPr>
+      </w:pPr>
+      <w:r>
+        <w:rPr>
+          <w:rFonts w:hint="eastAsia"/>
+        </w:rPr>
+        <w:t>スシア「そうね、頑張りましょ」</w:t>
+      </w:r>
+    </w:p>
+    <w:p>
+      <w:pPr>
+        <w:pStyle w:val="3"/>
       </w:pPr>
       <w:r>
         <w:rPr>
@@ -1153,7 +1432,122 @@
     </w:p>
     <w:p>
       <w:pPr>
-        <w:pStyle w:val="2"/>
+        <w:pStyle w:val="4"/>
+      </w:pPr>
+      <w:r>
+        <w:rPr>
+          <w:rFonts w:hint="eastAsia"/>
+        </w:rPr>
+        <w:t>ウルペス「早速提案なんだが」</w:t>
+      </w:r>
+    </w:p>
+    <w:p>
+      <w:pPr>
+        <w:pStyle w:val="4"/>
+      </w:pPr>
+      <w:r>
+        <w:rPr>
+          <w:rFonts w:hint="eastAsia"/>
+        </w:rPr>
+        <w:t>ウルペス「森を少し歩いた所に僕が住んでいた村があるんだ」</w:t>
+      </w:r>
+    </w:p>
+    <w:p>
+      <w:pPr>
+        <w:pStyle w:val="4"/>
+      </w:pPr>
+      <w:r>
+        <w:rPr>
+          <w:rFonts w:hint="eastAsia"/>
+        </w:rPr>
+        <w:t>ウルペス「そこの近くの洞窟の奥には伝説の剣があるという噂を昔から聞いているんだ」</w:t>
+      </w:r>
+    </w:p>
+    <w:p>
+      <w:pPr>
+        <w:pStyle w:val="4"/>
+      </w:pPr>
+      <w:r>
+        <w:rPr>
+          <w:rFonts w:hint="eastAsia"/>
+        </w:rPr>
+        <w:t>ウルペス「魔王討伐に向かうならいい剣が欲しいからな」</w:t>
+      </w:r>
+    </w:p>
+    <w:p>
+      <w:pPr>
+        <w:pStyle w:val="4"/>
+      </w:pPr>
+      <w:r>
+        <w:rPr>
+          <w:rFonts w:hint="eastAsia"/>
+        </w:rPr>
+        <w:t>ウルペス「まずはそこによってからいかないか？」</w:t>
+      </w:r>
+    </w:p>
+    <w:p>
+      <w:pPr>
+        <w:pStyle w:val="4"/>
+      </w:pPr>
+      <w:r>
+        <w:rPr>
+          <w:rFonts w:hint="eastAsia"/>
+        </w:rPr>
+        <w:t>リハス「伝説の剣か…ワクワクするなぁ！」</w:t>
+      </w:r>
+    </w:p>
+    <w:p>
+      <w:pPr>
+        <w:pStyle w:val="4"/>
+      </w:pPr>
+      <w:r>
+        <w:rPr>
+          <w:rFonts w:hint="eastAsia"/>
+        </w:rPr>
+        <w:t>スシア「魔王城に向かうのにも森を歩く必要はあるし、いいと思うわ」</w:t>
+      </w:r>
+    </w:p>
+    <w:p>
+      <w:pPr>
+        <w:pStyle w:val="4"/>
+      </w:pPr>
+      <w:r>
+        <w:rPr>
+          <w:rFonts w:hint="eastAsia"/>
+        </w:rPr>
+        <w:t>アルジュナ「うん、(一人称)も賛成するよ」</w:t>
+      </w:r>
+    </w:p>
+    <w:p>
+      <w:pPr>
+        <w:pStyle w:val="4"/>
+      </w:pPr>
+      <w:r>
+        <w:t>ウルペス「そうと決まれば、早速出発だ！」</w:t>
+      </w:r>
+    </w:p>
+    <w:p>
+      <w:pPr>
+        <w:pStyle w:val="4"/>
+      </w:pPr>
+      <w:r>
+        <w:t>アルジュナ「準備も忘れないようにしよう」</w:t>
+      </w:r>
+    </w:p>
+    <w:p>
+      <w:pPr>
+        <w:pStyle w:val="4"/>
+        <w:rPr>
+          <w:rFonts w:hint="eastAsia"/>
+        </w:rPr>
+      </w:pPr>
+      <w:r>
+        <w:t>ストーリー依頼、道の先、を受注</w:t>
+      </w:r>
+    </w:p>
+    <w:p>
+      <w:pPr>
+        <w:pStyle w:val="3"/>
       </w:pPr>
       <w:r>
         <w:rPr>
@@ -2710,7 +3104,6 @@
     <w:next w:val="a"/>
     <w:link w:val="40"/>
     <w:uiPriority w:val="9"/>
-    <w:semiHidden/>
     <w:unhideWhenUsed/>
     <w:qFormat/>
     <w:rsid w:val="001252BA"/>
@@ -2905,7 +3298,6 @@
     <w:basedOn w:val="a0"/>
     <w:link w:val="4"/>
     <w:uiPriority w:val="9"/>
-    <w:semiHidden/>
     <w:rsid w:val="001252BA"/>
     <w:rPr>
       <w:rFonts w:asciiTheme="majorHAnsi" w:eastAsiaTheme="majorEastAsia" w:hAnsiTheme="majorHAnsi" w:cstheme="majorBidi"/>

--- a/healer-game/メモ/ストーリー.docx
+++ b/healer-game/メモ/ストーリー.docx
@@ -49,7 +49,19 @@
         <w:rPr>
           <w:rFonts w:hint="eastAsia"/>
         </w:rPr>
-        <w:t>アルジュナ「今日はついに応募したパーティーの顔合わせか」</w:t>
+        <w:t>アルジュナ「今日はついに応募し</w:t>
+      </w:r>
+      <w:r>
+        <w:rPr>
+          <w:rFonts w:hint="eastAsia"/>
+        </w:rPr>
+        <w:t>ていた</w:t>
+      </w:r>
+      <w:r>
+        <w:rPr>
+          <w:rFonts w:hint="eastAsia"/>
+        </w:rPr>
+        <w:t>パーティーの顔合わせか」</w:t>
       </w:r>
     </w:p>
     <w:p>
@@ -262,7 +274,45 @@
         <w:rPr>
           <w:rFonts w:hint="eastAsia"/>
         </w:rPr>
-        <w:t>スシア「黒魔法士のストゥードよ。一応、よろしく」</w:t>
+        <w:t>スシア「黒魔法士のストゥード</w:t>
+      </w:r>
+      <w:r>
+        <w:rPr>
+          <w:rFonts w:hint="eastAsia"/>
+        </w:rPr>
+        <w:t>…</w:t>
+      </w:r>
+      <w:r>
+        <w:rPr>
+          <w:rFonts w:hint="eastAsia"/>
+        </w:rPr>
+        <w:t>」</w:t>
+      </w:r>
+    </w:p>
+    <w:p>
+      <w:pPr>
+        <w:pStyle w:val="4"/>
+        <w:rPr>
+          <w:rFonts w:hint="eastAsia"/>
+        </w:rPr>
+      </w:pPr>
+      <w:r>
+        <w:rPr>
+          <w:rFonts w:hint="eastAsia"/>
+        </w:rPr>
+        <w:t>スシア「</w:t>
+      </w:r>
+      <w:r>
+        <w:rPr>
+          <w:rFonts w:hint="eastAsia"/>
+        </w:rPr>
+        <w:t>スシア・ストゥードよ。一応、よろしく</w:t>
+      </w:r>
+      <w:r>
+        <w:rPr>
+          <w:rFonts w:hint="eastAsia"/>
+        </w:rPr>
+        <w:t>」</w:t>
       </w:r>
     </w:p>
     <w:p>
@@ -1315,7 +1365,7 @@
         <w:rPr>
           <w:rFonts w:hint="eastAsia"/>
         </w:rPr>
-        <w:t>ワネー</w:t>
+        <w:t>わね…</w:t>
       </w:r>
       <w:r>
         <w:rPr>
@@ -1338,9 +1388,6 @@
     <w:p>
       <w:pPr>
         <w:pStyle w:val="4"/>
-        <w:rPr>
-          <w:rFonts w:hint="eastAsia"/>
-        </w:rPr>
       </w:pPr>
       <w:r>
         <w:rPr>
@@ -1374,6 +1421,20 @@
     <w:p>
       <w:pPr>
         <w:pStyle w:val="4"/>
+        <w:rPr>
+          <w:rFonts w:hint="eastAsia"/>
+        </w:rPr>
+      </w:pPr>
+      <w:r>
+        <w:rPr>
+          <w:rFonts w:hint="eastAsia"/>
+        </w:rPr>
+        <w:t>アルジュナ「(まだちょっと不安だけど)」</w:t>
+      </w:r>
+    </w:p>
+    <w:p>
+      <w:pPr>
+        <w:pStyle w:val="4"/>
       </w:pPr>
       <w:r>
         <w:rPr>
@@ -1396,9 +1457,6 @@
     <w:p>
       <w:pPr>
         <w:pStyle w:val="4"/>
-        <w:rPr>
-          <w:rFonts w:hint="eastAsia"/>
-        </w:rPr>
       </w:pPr>
       <w:r>
         <w:rPr>
@@ -1471,18 +1529,42 @@
         <w:rPr>
           <w:rFonts w:hint="eastAsia"/>
         </w:rPr>
-        <w:t>ウルペス「魔王討伐に向かうならいい剣が欲しいからな」</w:t>
-      </w:r>
-    </w:p>
-    <w:p>
-      <w:pPr>
-        <w:pStyle w:val="4"/>
-      </w:pPr>
-      <w:r>
-        <w:rPr>
-          <w:rFonts w:hint="eastAsia"/>
-        </w:rPr>
-        <w:t>ウルペス「まずはそこによってからいかないか？」</w:t>
+        <w:t>ウルペス「魔王討伐に</w:t>
+      </w:r>
+      <w:r>
+        <w:rPr>
+          <w:rFonts w:hint="eastAsia"/>
+        </w:rPr>
+        <w:t>は強い武器が必要だからな</w:t>
+      </w:r>
+      <w:r>
+        <w:rPr>
+          <w:rFonts w:hint="eastAsia"/>
+        </w:rPr>
+        <w:t>」</w:t>
+      </w:r>
+    </w:p>
+    <w:p>
+      <w:pPr>
+        <w:pStyle w:val="4"/>
+      </w:pPr>
+      <w:r>
+        <w:rPr>
+          <w:rFonts w:hint="eastAsia"/>
+        </w:rPr>
+        <w:t>ウルペス「まずはそこに</w:t>
+      </w:r>
+      <w:r>
+        <w:rPr>
+          <w:rFonts w:hint="eastAsia"/>
+        </w:rPr>
+        <w:t>行かないか</w:t>
+      </w:r>
+      <w:r>
+        <w:rPr>
+          <w:rFonts w:hint="eastAsia"/>
+        </w:rPr>
+        <w:t>？」</w:t>
       </w:r>
     </w:p>
     <w:p>
@@ -1537,9 +1619,6 @@
     <w:p>
       <w:pPr>
         <w:pStyle w:val="4"/>
-        <w:rPr>
-          <w:rFonts w:hint="eastAsia"/>
-        </w:rPr>
       </w:pPr>
       <w:r>
         <w:t>ストーリー依頼、道の先、を受注</w:t>
@@ -1553,7 +1632,180 @@
         <w:rPr>
           <w:rFonts w:hint="eastAsia"/>
         </w:rPr>
-        <w:t>（仮始まり地方のボスに不吉物モチーフを）</w:t>
+        <w:t>フロスティーニ戦</w:t>
+      </w:r>
+    </w:p>
+    <w:p>
+      <w:pPr>
+        <w:pStyle w:val="4"/>
+      </w:pPr>
+      <w:r>
+        <w:rPr>
+          <w:rFonts w:hint="eastAsia"/>
+        </w:rPr>
+        <w:t>ウルペス「なんだこの</w:t>
+      </w:r>
+      <w:r>
+        <w:rPr>
+          <w:rFonts w:hint="eastAsia"/>
+        </w:rPr>
+        <w:t>魔物</w:t>
+      </w:r>
+      <w:r>
+        <w:rPr>
+          <w:rFonts w:hint="eastAsia"/>
+        </w:rPr>
+        <w:t>、</w:t>
+      </w:r>
+      <w:r>
+        <w:rPr>
+          <w:rFonts w:hint="eastAsia"/>
+        </w:rPr>
+        <w:t>弱そうな見た目してるな</w:t>
+      </w:r>
+      <w:r>
+        <w:rPr>
+          <w:rFonts w:hint="eastAsia"/>
+        </w:rPr>
+        <w:t>」</w:t>
+      </w:r>
+    </w:p>
+    <w:p>
+      <w:pPr>
+        <w:pStyle w:val="4"/>
+      </w:pPr>
+      <w:r>
+        <w:rPr>
+          <w:rFonts w:hint="eastAsia"/>
+        </w:rPr>
+        <w:t>リハス「</w:t>
+      </w:r>
+      <w:r>
+        <w:rPr>
+          <w:rFonts w:hint="eastAsia"/>
+        </w:rPr>
+        <w:t>俺様がぶっ倒してやる</w:t>
+      </w:r>
+      <w:r>
+        <w:rPr>
+          <w:rFonts w:hint="eastAsia"/>
+        </w:rPr>
+        <w:t>」</w:t>
+      </w:r>
+    </w:p>
+    <w:p>
+      <w:pPr>
+        <w:pStyle w:val="3"/>
+      </w:pPr>
+      <w:r>
+        <w:rPr>
+          <w:rFonts w:hint="eastAsia"/>
+        </w:rPr>
+        <w:t>フロスティーニ討伐後</w:t>
+      </w:r>
+    </w:p>
+    <w:p>
+      <w:pPr>
+        <w:pStyle w:val="4"/>
+      </w:pPr>
+      <w:r>
+        <w:rPr>
+          <w:rFonts w:hint="eastAsia"/>
+        </w:rPr>
+        <w:t>スシア「なんだ</w:t>
+      </w:r>
+      <w:r>
+        <w:rPr>
+          <w:rFonts w:hint="eastAsia"/>
+        </w:rPr>
+        <w:t>か</w:t>
+      </w:r>
+      <w:r>
+        <w:rPr>
+          <w:rFonts w:hint="eastAsia"/>
+        </w:rPr>
+        <w:t>不気味な</w:t>
+      </w:r>
+      <w:r>
+        <w:rPr>
+          <w:rFonts w:hint="eastAsia"/>
+        </w:rPr>
+        <w:t>魔物</w:t>
+      </w:r>
+      <w:r>
+        <w:rPr>
+          <w:rFonts w:hint="eastAsia"/>
+        </w:rPr>
+        <w:t>だったわね」</w:t>
+      </w:r>
+    </w:p>
+    <w:p>
+      <w:pPr>
+        <w:pStyle w:val="4"/>
+      </w:pPr>
+      <w:r>
+        <w:rPr>
+          <w:rFonts w:hint="eastAsia"/>
+        </w:rPr>
+        <w:t>アルジュナ「確かに、なんとなくだけど」</w:t>
+      </w:r>
+    </w:p>
+    <w:p>
+      <w:pPr>
+        <w:pStyle w:val="4"/>
+      </w:pPr>
+      <w:r>
+        <w:rPr>
+          <w:rFonts w:hint="eastAsia"/>
+        </w:rPr>
+        <w:t>リハス「はっはっはっ！お前ら、あんな雑魚相手にいつまでビビってんの？」</w:t>
+      </w:r>
+    </w:p>
+    <w:p>
+      <w:pPr>
+        <w:pStyle w:val="4"/>
+      </w:pPr>
+      <w:r>
+        <w:rPr>
+          <w:rFonts w:hint="eastAsia"/>
+        </w:rPr>
+        <w:t>ウルペス「そうだぞ、一体あの雑魚のどこが不気味だったんだ？」</w:t>
+      </w:r>
+    </w:p>
+    <w:p>
+      <w:pPr>
+        <w:pStyle w:val="4"/>
+      </w:pPr>
+      <w:r>
+        <w:rPr>
+          <w:rFonts w:hint="eastAsia"/>
+        </w:rPr>
+        <w:t>スシア「それもそうね、気のせいだったと思うわ」</w:t>
+      </w:r>
+    </w:p>
+    <w:p>
+      <w:pPr>
+        <w:pStyle w:val="4"/>
+      </w:pPr>
+      <w:r>
+        <w:rPr>
+          <w:rFonts w:hint="eastAsia"/>
+        </w:rPr>
+        <w:t>ウルペス「この先が僕が住んでいた村だ」</w:t>
+      </w:r>
+    </w:p>
+    <w:p>
+      <w:pPr>
+        <w:pStyle w:val="4"/>
+        <w:rPr>
+          <w:rFonts w:hint="eastAsia"/>
+        </w:rPr>
+      </w:pPr>
+      <w:r>
+        <w:rPr>
+          <w:rFonts w:hint="eastAsia"/>
+        </w:rPr>
+        <w:t>ウルペス「早く行こう！」</w:t>
       </w:r>
     </w:p>
     <w:p>

--- a/healer-game/メモ/ストーリー.docx
+++ b/healer-game/メモ/ストーリー.docx
@@ -292,21 +292,165 @@
     <w:p>
       <w:pPr>
         <w:pStyle w:val="4"/>
-        <w:rPr>
-          <w:rFonts w:hint="eastAsia"/>
-        </w:rPr>
-      </w:pPr>
-      <w:r>
-        <w:rPr>
-          <w:rFonts w:hint="eastAsia"/>
-        </w:rPr>
-        <w:t>スシア「</w:t>
-      </w:r>
-      <w:r>
-        <w:rPr>
-          <w:rFonts w:hint="eastAsia"/>
-        </w:rPr>
-        <w:t>スシア・ストゥードよ。一応、よろしく</w:t>
+      </w:pPr>
+      <w:r>
+        <w:rPr>
+          <w:rFonts w:hint="eastAsia"/>
+        </w:rPr>
+        <w:t>スシア「スシア・ストゥードよ。一応、よろしく」</w:t>
+      </w:r>
+    </w:p>
+    <w:p>
+      <w:pPr>
+        <w:pStyle w:val="4"/>
+      </w:pPr>
+      <w:r>
+        <w:rPr>
+          <w:rFonts w:hint="eastAsia"/>
+        </w:rPr>
+        <w:t>ウルペス「誰がバカだ！このガキ！」</w:t>
+      </w:r>
+    </w:p>
+    <w:p>
+      <w:pPr>
+        <w:pStyle w:val="4"/>
+      </w:pPr>
+      <w:r>
+        <w:rPr>
+          <w:rFonts w:hint="eastAsia"/>
+        </w:rPr>
+        <w:t>リハス「そうだ！俺様が一番強いのは一目瞭然だろう」</w:t>
+      </w:r>
+    </w:p>
+    <w:p>
+      <w:pPr>
+        <w:pStyle w:val="4"/>
+      </w:pPr>
+      <w:r>
+        <w:rPr>
+          <w:rFonts w:hint="eastAsia"/>
+        </w:rPr>
+        <w:t>スシア「じゃあ、４人揃ったことだし、依頼で勝負する？」</w:t>
+      </w:r>
+    </w:p>
+    <w:p>
+      <w:pPr>
+        <w:pStyle w:val="4"/>
+      </w:pPr>
+      <w:r>
+        <w:rPr>
+          <w:rFonts w:hint="eastAsia"/>
+        </w:rPr>
+        <w:t>リハス「いいだろう、俺様の勝ちは見えているがな！ガハハハハ」</w:t>
+      </w:r>
+    </w:p>
+    <w:p>
+      <w:pPr>
+        <w:pStyle w:val="4"/>
+      </w:pPr>
+      <w:r>
+        <w:rPr>
+          <w:rFonts w:hint="eastAsia"/>
+        </w:rPr>
+        <w:t>ウルペス「僕が一番ということを証明してやろう」</w:t>
+      </w:r>
+    </w:p>
+    <w:p>
+      <w:pPr>
+        <w:pStyle w:val="4"/>
+      </w:pPr>
+      <w:r>
+        <w:rPr>
+          <w:rFonts w:hint="eastAsia"/>
+        </w:rPr>
+        <w:t>アルジュナ「</w:t>
+      </w:r>
+      <w:r>
+        <w:t>(このパーティー…大丈夫かな…)」</w:t>
+      </w:r>
+    </w:p>
+    <w:p>
+      <w:pPr>
+        <w:pStyle w:val="4"/>
+      </w:pPr>
+      <w:r>
+        <w:rPr>
+          <w:rFonts w:hint="eastAsia"/>
+        </w:rPr>
+        <w:t>依頼を受けましょう！依頼所で受けることができます！</w:t>
+      </w:r>
+    </w:p>
+    <w:p>
+      <w:pPr>
+        <w:pStyle w:val="2"/>
+      </w:pPr>
+      <w:r>
+        <w:rPr>
+          <w:rFonts w:hint="eastAsia"/>
+        </w:rPr>
+        <w:t>強さ比べからチュートリアル戦闘等</w:t>
+      </w:r>
+    </w:p>
+    <w:p>
+      <w:pPr>
+        <w:pStyle w:val="3"/>
+      </w:pPr>
+      <w:r>
+        <w:rPr>
+          <w:rFonts w:hint="eastAsia"/>
+        </w:rPr>
+        <w:t>依頼受注後</w:t>
+      </w:r>
+    </w:p>
+    <w:p>
+      <w:pPr>
+        <w:pStyle w:val="4"/>
+      </w:pPr>
+      <w:r>
+        <w:rPr>
+          <w:rFonts w:hint="eastAsia"/>
+        </w:rPr>
+        <w:t>スシア「今回の依頼の敵は</w:t>
+      </w:r>
+      <w:r>
+        <w:rPr>
+          <w:rFonts w:hint="eastAsia"/>
+        </w:rPr>
+        <w:t>雑魚</w:t>
+      </w:r>
+      <w:r>
+        <w:rPr>
+          <w:rFonts w:hint="eastAsia"/>
+        </w:rPr>
+        <w:t>ね」</w:t>
+      </w:r>
+    </w:p>
+    <w:p>
+      <w:pPr>
+        <w:pStyle w:val="4"/>
+      </w:pPr>
+      <w:r>
+        <w:rPr>
+          <w:rFonts w:hint="eastAsia"/>
+        </w:rPr>
+        <w:t>リハス「早く行こうぜ！俺様の実力見せてやるよ！」</w:t>
+      </w:r>
+    </w:p>
+    <w:p>
+      <w:pPr>
+        <w:pStyle w:val="4"/>
+      </w:pPr>
+      <w:r>
+        <w:rPr>
+          <w:rFonts w:hint="eastAsia"/>
+        </w:rPr>
+        <w:t>ウルペス「</w:t>
+      </w:r>
+      <w:r>
+        <w:rPr>
+          <w:rFonts w:hint="eastAsia"/>
+        </w:rPr>
+        <w:t>ふっ、僕が一番多く倒して見せるさ</w:t>
       </w:r>
       <w:r>
         <w:rPr>
@@ -323,87 +467,41 @@
         <w:rPr>
           <w:rFonts w:hint="eastAsia"/>
         </w:rPr>
-        <w:t>ウルペス「誰がバカだ！このガキ！」</w:t>
-      </w:r>
-    </w:p>
-    <w:p>
-      <w:pPr>
-        <w:pStyle w:val="4"/>
-      </w:pPr>
-      <w:r>
-        <w:rPr>
-          <w:rFonts w:hint="eastAsia"/>
-        </w:rPr>
-        <w:t>リハス「そうだ！俺様が一番強いのは一目瞭然だろう」</w:t>
-      </w:r>
-    </w:p>
-    <w:p>
-      <w:pPr>
-        <w:pStyle w:val="4"/>
-      </w:pPr>
-      <w:r>
-        <w:rPr>
-          <w:rFonts w:hint="eastAsia"/>
-        </w:rPr>
-        <w:t>スシア「じゃあ、４人揃ったことだし、依頼で勝負する？」</w:t>
-      </w:r>
-    </w:p>
-    <w:p>
-      <w:pPr>
-        <w:pStyle w:val="4"/>
-      </w:pPr>
-      <w:r>
-        <w:rPr>
-          <w:rFonts w:hint="eastAsia"/>
-        </w:rPr>
-        <w:t>リハス「いいだろう、俺様の勝ちは見えているがな！ガハハハハ」</w:t>
-      </w:r>
-    </w:p>
-    <w:p>
-      <w:pPr>
-        <w:pStyle w:val="4"/>
-      </w:pPr>
-      <w:r>
-        <w:rPr>
-          <w:rFonts w:hint="eastAsia"/>
-        </w:rPr>
-        <w:t>ウルペス「僕が一番ということを証明してやろう」</w:t>
-      </w:r>
-    </w:p>
-    <w:p>
-      <w:pPr>
-        <w:pStyle w:val="4"/>
-      </w:pPr>
-      <w:r>
-        <w:rPr>
-          <w:rFonts w:hint="eastAsia"/>
-        </w:rPr>
-        <w:t>アルジュナ「</w:t>
-      </w:r>
-      <w:r>
-        <w:t>(このパーティー…大丈夫かな…)」</w:t>
-      </w:r>
-    </w:p>
-    <w:p>
-      <w:pPr>
-        <w:pStyle w:val="4"/>
-      </w:pPr>
-      <w:r>
-        <w:rPr>
-          <w:rFonts w:hint="eastAsia"/>
-        </w:rPr>
-        <w:t>依頼を受けましょう！依頼所で受けることができます！</w:t>
-      </w:r>
-    </w:p>
-    <w:p>
-      <w:pPr>
-        <w:pStyle w:val="2"/>
-      </w:pPr>
-      <w:r>
-        <w:rPr>
-          <w:rFonts w:hint="eastAsia"/>
-        </w:rPr>
-        <w:t>強さ比べからチュートリアル戦闘等</w:t>
+        <w:t>アルジュナ「じゃっ、じゃあ、早く行こうか」</w:t>
+      </w:r>
+    </w:p>
+    <w:p>
+      <w:pPr>
+        <w:pStyle w:val="4"/>
+      </w:pPr>
+      <w:r>
+        <w:rPr>
+          <w:rFonts w:hint="eastAsia"/>
+        </w:rPr>
+        <w:t>アルジュナ「(敵名)が多く生息しているのは(未定)の方だね」</w:t>
+      </w:r>
+    </w:p>
+    <w:p>
+      <w:pPr>
+        <w:pStyle w:val="4"/>
+      </w:pPr>
+      <w:r>
+        <w:rPr>
+          <w:rFonts w:hint="eastAsia"/>
+        </w:rPr>
+        <w:t>アルジュナ「(</w:t>
+      </w:r>
+      <w:r>
+        <w:rPr>
+          <w:rFonts w:hint="eastAsia"/>
+        </w:rPr>
+        <w:t>みんな</w:t>
+      </w:r>
+      <w:r>
+        <w:rPr>
+          <w:rFonts w:hint="eastAsia"/>
+        </w:rPr>
+        <w:t>ずっとこの調子なのかな…)」</w:t>
       </w:r>
     </w:p>
     <w:p>
@@ -414,58 +512,180 @@
         <w:rPr>
           <w:rFonts w:hint="eastAsia"/>
         </w:rPr>
-        <w:t>依頼受注後</w:t>
-      </w:r>
-    </w:p>
-    <w:p>
-      <w:pPr>
-        <w:pStyle w:val="4"/>
-      </w:pPr>
-      <w:r>
-        <w:rPr>
-          <w:rFonts w:hint="eastAsia"/>
-        </w:rPr>
-        <w:t>スシア「今回の依頼の敵は</w:t>
-      </w:r>
-      <w:r>
-        <w:rPr>
-          <w:rFonts w:hint="eastAsia"/>
-        </w:rPr>
-        <w:t>雑魚</w:t>
-      </w:r>
-      <w:r>
-        <w:rPr>
-          <w:rFonts w:hint="eastAsia"/>
-        </w:rPr>
-        <w:t>ね」</w:t>
-      </w:r>
-    </w:p>
-    <w:p>
-      <w:pPr>
-        <w:pStyle w:val="4"/>
-      </w:pPr>
-      <w:r>
-        <w:rPr>
-          <w:rFonts w:hint="eastAsia"/>
-        </w:rPr>
-        <w:t>リハス「早く行こうぜ！俺様の実力見せてやるよ！」</w:t>
-      </w:r>
-    </w:p>
-    <w:p>
-      <w:pPr>
-        <w:pStyle w:val="4"/>
-      </w:pPr>
-      <w:r>
-        <w:rPr>
-          <w:rFonts w:hint="eastAsia"/>
-        </w:rPr>
-        <w:t>ウルペス「</w:t>
-      </w:r>
-      <w:r>
-        <w:rPr>
-          <w:rFonts w:hint="eastAsia"/>
-        </w:rPr>
-        <w:t>ふっ、僕が一番多く倒して見せるさ</w:t>
+        <w:t>敵発見</w:t>
+      </w:r>
+    </w:p>
+    <w:p>
+      <w:pPr>
+        <w:pStyle w:val="4"/>
+        <w:ind w:left="210"/>
+      </w:pPr>
+      <w:r>
+        <w:rPr>
+          <w:rFonts w:hint="eastAsia"/>
+        </w:rPr>
+        <w:t>ウルペス「発見！僕が一番強いということを証明してやろう！」</w:t>
+      </w:r>
+    </w:p>
+    <w:p>
+      <w:pPr>
+        <w:pStyle w:val="4"/>
+        <w:ind w:left="210"/>
+      </w:pPr>
+      <w:r>
+        <w:rPr>
+          <w:rFonts w:hint="eastAsia"/>
+        </w:rPr>
+        <w:t>リハス「どけ！俺様が一番に決まっているだろ！」</w:t>
+      </w:r>
+    </w:p>
+    <w:p>
+      <w:pPr>
+        <w:pStyle w:val="4"/>
+        <w:ind w:left="210"/>
+      </w:pPr>
+      <w:r>
+        <w:rPr>
+          <w:rFonts w:hint="eastAsia"/>
+        </w:rPr>
+        <w:t>スシア「戦うときくらい足並みそろえましょうよ」</w:t>
+      </w:r>
+    </w:p>
+    <w:p>
+      <w:pPr>
+        <w:pStyle w:val="4"/>
+        <w:ind w:left="210"/>
+      </w:pPr>
+      <w:r>
+        <w:rPr>
+          <w:rFonts w:hint="eastAsia"/>
+        </w:rPr>
+        <w:t>スシア「ほんと、バカなのかしら」</w:t>
+      </w:r>
+    </w:p>
+    <w:p>
+      <w:pPr>
+        <w:pStyle w:val="3"/>
+      </w:pPr>
+      <w:r>
+        <w:rPr>
+          <w:rFonts w:hint="eastAsia"/>
+        </w:rPr>
+        <w:t>カットイン、戦闘開始</w:t>
+      </w:r>
+    </w:p>
+    <w:p>
+      <w:pPr>
+        <w:pStyle w:val="4"/>
+        <w:ind w:left="210"/>
+      </w:pPr>
+      <w:r>
+        <w:rPr>
+          <w:rFonts w:hint="eastAsia"/>
+        </w:rPr>
+        <w:t>ウルペス「しっかりサポートしろよ！アルジュナ！」</w:t>
+      </w:r>
+    </w:p>
+    <w:p>
+      <w:pPr>
+        <w:pStyle w:val="4"/>
+        <w:ind w:left="210"/>
+      </w:pPr>
+      <w:r>
+        <w:rPr>
+          <w:rFonts w:hint="eastAsia"/>
+        </w:rPr>
+        <w:t>リハス「力の強い俺様ならサポートする必要もないと思うがな！」</w:t>
+      </w:r>
+    </w:p>
+    <w:p>
+      <w:pPr>
+        <w:pStyle w:val="4"/>
+        <w:ind w:left="210"/>
+      </w:pPr>
+      <w:r>
+        <w:rPr>
+          <w:rFonts w:hint="eastAsia"/>
+        </w:rPr>
+        <w:t>基本的に</w:t>
+      </w:r>
+      <w:r>
+        <w:rPr>
+          <w:rFonts w:hint="eastAsia"/>
+        </w:rPr>
+        <w:t>味方達は自動で戦闘を行います</w:t>
+      </w:r>
+    </w:p>
+    <w:p>
+      <w:pPr>
+        <w:pStyle w:val="4"/>
+        <w:ind w:left="210"/>
+      </w:pPr>
+      <w:r>
+        <w:rPr>
+          <w:rFonts w:hint="eastAsia"/>
+        </w:rPr>
+        <w:t>あなたのサポート能力でチームを勝利に導きましょう</w:t>
+      </w:r>
+      <w:r>
+        <w:rPr>
+          <w:rFonts w:hint="eastAsia"/>
+        </w:rPr>
+        <w:t>！</w:t>
+      </w:r>
+    </w:p>
+    <w:p>
+      <w:pPr>
+        <w:pStyle w:val="4"/>
+        <w:ind w:left="210"/>
+      </w:pPr>
+      <w:r>
+        <w:rPr>
+          <w:rFonts w:hint="eastAsia"/>
+        </w:rPr>
+        <w:t>リハス「おらぁ！まだまだ！」</w:t>
+      </w:r>
+    </w:p>
+    <w:p>
+      <w:pPr>
+        <w:pStyle w:val="4"/>
+        <w:ind w:left="210"/>
+      </w:pPr>
+      <w:r>
+        <w:rPr>
+          <w:rFonts w:hint="eastAsia"/>
+        </w:rPr>
+        <w:t>リハスがダメージを受けました</w:t>
+      </w:r>
+    </w:p>
+    <w:p>
+      <w:pPr>
+        <w:pStyle w:val="4"/>
+        <w:ind w:left="210"/>
+      </w:pPr>
+      <w:r>
+        <w:rPr>
+          <w:rFonts w:hint="eastAsia"/>
+        </w:rPr>
+        <w:t>スキルのヒールをリハスに使用して体力を回復させてあげましょう！</w:t>
+      </w:r>
+    </w:p>
+    <w:p>
+      <w:pPr>
+        <w:pStyle w:val="4"/>
+        <w:ind w:left="210"/>
+      </w:pPr>
+      <w:r>
+        <w:rPr>
+          <w:rFonts w:hint="eastAsia"/>
+        </w:rPr>
+        <w:t>リハス「まだまだ</w:t>
+      </w:r>
+      <w:r>
+        <w:rPr>
+          <w:rFonts w:hint="eastAsia"/>
+        </w:rPr>
+        <w:t>余裕だなぁ！雑魚共！！</w:t>
       </w:r>
       <w:r>
         <w:rPr>
@@ -477,46 +697,510 @@
     <w:p>
       <w:pPr>
         <w:pStyle w:val="4"/>
-      </w:pPr>
-      <w:r>
-        <w:rPr>
-          <w:rFonts w:hint="eastAsia"/>
-        </w:rPr>
-        <w:t>アルジュナ「じゃっ、じゃあ、早く行こうか」</w:t>
-      </w:r>
-    </w:p>
-    <w:p>
-      <w:pPr>
-        <w:pStyle w:val="4"/>
-      </w:pPr>
-      <w:r>
-        <w:rPr>
-          <w:rFonts w:hint="eastAsia"/>
-        </w:rPr>
-        <w:t>アルジュナ「(敵名)が多く生息しているのは(未定)の方だね」</w:t>
-      </w:r>
-    </w:p>
-    <w:p>
-      <w:pPr>
-        <w:pStyle w:val="4"/>
-      </w:pPr>
-      <w:r>
-        <w:rPr>
-          <w:rFonts w:hint="eastAsia"/>
-        </w:rPr>
-        <w:t>アルジュナ「(</w:t>
-      </w:r>
-      <w:r>
-        <w:rPr>
-          <w:rFonts w:hint="eastAsia"/>
-        </w:rPr>
-        <w:t>みんな</w:t>
-      </w:r>
-      <w:r>
-        <w:rPr>
-          <w:rFonts w:hint="eastAsia"/>
-        </w:rPr>
-        <w:t>ずっとこの調子なのかな…)」</w:t>
+        <w:ind w:left="210"/>
+      </w:pPr>
+      <w:r>
+        <w:rPr>
+          <w:rFonts w:hint="eastAsia"/>
+        </w:rPr>
+        <w:t>ウルペス「おいアルジュナ！僕にシールドをくれ！」</w:t>
+      </w:r>
+    </w:p>
+    <w:p>
+      <w:pPr>
+        <w:pStyle w:val="4"/>
+        <w:ind w:left="210"/>
+      </w:pPr>
+      <w:r>
+        <w:rPr>
+          <w:rFonts w:hint="eastAsia"/>
+        </w:rPr>
+        <w:t>スキルのシェルトを使用してウルペスをシールドで守ってあげましょう！</w:t>
+      </w:r>
+    </w:p>
+    <w:p>
+      <w:pPr>
+        <w:pStyle w:val="4"/>
+        <w:ind w:left="210"/>
+      </w:pPr>
+      <w:r>
+        <w:rPr>
+          <w:rFonts w:hint="eastAsia"/>
+        </w:rPr>
+        <w:t>離れていても近づいてからスキルを打つことができます！</w:t>
+      </w:r>
+    </w:p>
+    <w:p>
+      <w:pPr>
+        <w:pStyle w:val="4"/>
+        <w:ind w:left="210"/>
+      </w:pPr>
+      <w:r>
+        <w:rPr>
+          <w:rFonts w:hint="eastAsia"/>
+        </w:rPr>
+        <w:t>ウルペス「雑魚の攻撃じゃあ僕のシールドは割れないね！」</w:t>
+      </w:r>
+    </w:p>
+    <w:p>
+      <w:pPr>
+        <w:pStyle w:val="4"/>
+        <w:ind w:left="210"/>
+      </w:pPr>
+      <w:r>
+        <w:rPr>
+          <w:rFonts w:hint="eastAsia"/>
+        </w:rPr>
+        <w:t>アルジュナ「(一人称)のシールドなんだけどなぁ、一応。」</w:t>
+      </w:r>
+    </w:p>
+    <w:p>
+      <w:pPr>
+        <w:pStyle w:val="4"/>
+        <w:ind w:left="210"/>
+      </w:pPr>
+      <w:r>
+        <w:rPr>
+          <w:rFonts w:hint="eastAsia"/>
+        </w:rPr>
+        <w:t>リハス「俺様</w:t>
+      </w:r>
+      <w:r>
+        <w:rPr>
+          <w:rFonts w:hint="eastAsia"/>
+        </w:rPr>
+        <w:t>が</w:t>
+      </w:r>
+      <w:r>
+        <w:rPr>
+          <w:rFonts w:hint="eastAsia"/>
+        </w:rPr>
+        <w:t>全員まとめて相手してやる！」</w:t>
+      </w:r>
+    </w:p>
+    <w:p>
+      <w:pPr>
+        <w:pStyle w:val="4"/>
+        <w:ind w:left="210"/>
+      </w:pPr>
+      <w:r>
+        <w:rPr>
+          <w:rFonts w:hint="eastAsia"/>
+        </w:rPr>
+        <w:t>リハスの必殺ゲージが溜まっています</w:t>
+      </w:r>
+    </w:p>
+    <w:p>
+      <w:pPr>
+        <w:pStyle w:val="4"/>
+        <w:ind w:left="210"/>
+      </w:pPr>
+      <w:r>
+        <w:rPr>
+          <w:rFonts w:hint="eastAsia"/>
+        </w:rPr>
+        <w:t>リハスの必殺技は周囲の敵を挑発することができます</w:t>
+      </w:r>
+    </w:p>
+    <w:p>
+      <w:pPr>
+        <w:pStyle w:val="4"/>
+        <w:ind w:left="210"/>
+      </w:pPr>
+      <w:r>
+        <w:rPr>
+          <w:rFonts w:hint="eastAsia"/>
+        </w:rPr>
+        <w:t>(設定されたキー)を押してリハスの必殺技を発動しましょう！</w:t>
+      </w:r>
+    </w:p>
+    <w:p>
+      <w:pPr>
+        <w:pStyle w:val="4"/>
+        <w:ind w:left="210"/>
+      </w:pPr>
+      <w:r>
+        <w:rPr>
+          <w:rFonts w:hint="eastAsia"/>
+        </w:rPr>
+        <w:t>リハス「まとめてかかってこい！」</w:t>
+      </w:r>
+    </w:p>
+    <w:p>
+      <w:pPr>
+        <w:pStyle w:val="4"/>
+        <w:ind w:left="210"/>
+      </w:pPr>
+      <w:r>
+        <w:rPr>
+          <w:rFonts w:hint="eastAsia"/>
+        </w:rPr>
+        <w:t>順調に進んでいますね…おや？</w:t>
+      </w:r>
+    </w:p>
+    <w:p>
+      <w:pPr>
+        <w:pStyle w:val="4"/>
+        <w:ind w:left="210"/>
+      </w:pPr>
+      <w:r>
+        <w:rPr>
+          <w:rFonts w:hint="eastAsia"/>
+        </w:rPr>
+        <w:t>スシア「タイン！邪魔よ！そこ貰ったわ！！」</w:t>
+      </w:r>
+    </w:p>
+    <w:p>
+      <w:pPr>
+        <w:pStyle w:val="4"/>
+        <w:ind w:left="210"/>
+      </w:pPr>
+      <w:r>
+        <w:rPr>
+          <w:rFonts w:hint="eastAsia"/>
+        </w:rPr>
+        <w:t>まずいです！スシアが調子に乗っています！</w:t>
+      </w:r>
+    </w:p>
+    <w:p>
+      <w:pPr>
+        <w:pStyle w:val="4"/>
+        <w:ind w:left="210"/>
+      </w:pPr>
+      <w:r>
+        <w:rPr>
+          <w:rFonts w:hint="eastAsia"/>
+        </w:rPr>
+        <w:t>調子はここで確認することができます</w:t>
+      </w:r>
+    </w:p>
+    <w:p>
+      <w:pPr>
+        <w:pStyle w:val="4"/>
+        <w:ind w:left="210"/>
+      </w:pPr>
+      <w:r>
+        <w:rPr>
+          <w:rFonts w:hint="eastAsia"/>
+        </w:rPr>
+        <w:t>調子に乗っていると防御が疎かになったり、味方のことを気にせずにスキルを振るようになってしまいます</w:t>
+      </w:r>
+    </w:p>
+    <w:p>
+      <w:pPr>
+        <w:pStyle w:val="4"/>
+        <w:ind w:left="210"/>
+      </w:pPr>
+      <w:r>
+        <w:rPr>
+          <w:rFonts w:hint="eastAsia"/>
+        </w:rPr>
+        <w:t>逆に調子が低すぎると敵から逃げてしまったり、攻撃が疎かになります</w:t>
+      </w:r>
+    </w:p>
+    <w:p>
+      <w:pPr>
+        <w:pStyle w:val="4"/>
+        <w:ind w:left="210"/>
+      </w:pPr>
+      <w:r>
+        <w:rPr>
+          <w:rFonts w:hint="eastAsia"/>
+        </w:rPr>
+        <w:t>調子は敵を攻撃したり、回復を受けすぎたりすると上昇します</w:t>
+      </w:r>
+    </w:p>
+    <w:p>
+      <w:pPr>
+        <w:pStyle w:val="4"/>
+        <w:ind w:left="210"/>
+      </w:pPr>
+      <w:r>
+        <w:rPr>
+          <w:rFonts w:hint="eastAsia"/>
+        </w:rPr>
+        <w:t>敵からダメージを受けたり、HPをある程度低く保ってあげると調子を下げることができます</w:t>
+      </w:r>
+    </w:p>
+    <w:p>
+      <w:pPr>
+        <w:pStyle w:val="4"/>
+        <w:ind w:left="210"/>
+      </w:pPr>
+      <w:r>
+        <w:rPr>
+          <w:rFonts w:hint="eastAsia"/>
+        </w:rPr>
+        <w:t>調子に乗っている、もしくは調子が低い味方がいると戦況が不利になっていく可能性が高いです</w:t>
+      </w:r>
+    </w:p>
+    <w:p>
+      <w:pPr>
+        <w:pStyle w:val="4"/>
+        <w:ind w:left="210"/>
+      </w:pPr>
+      <w:r>
+        <w:rPr>
+          <w:rFonts w:hint="eastAsia"/>
+        </w:rPr>
+        <w:t>調子には常に気を配るようにしましょう</w:t>
+      </w:r>
+    </w:p>
+    <w:p>
+      <w:pPr>
+        <w:pStyle w:val="4"/>
+        <w:ind w:left="210"/>
+      </w:pPr>
+      <w:r>
+        <w:rPr>
+          <w:rFonts w:hint="eastAsia"/>
+        </w:rPr>
+        <w:t>スシア「アイスワールド！！」</w:t>
+      </w:r>
+    </w:p>
+    <w:p>
+      <w:pPr>
+        <w:pStyle w:val="4"/>
+        <w:ind w:left="210"/>
+      </w:pPr>
+      <w:r>
+        <w:rPr>
+          <w:rFonts w:hint="eastAsia"/>
+        </w:rPr>
+        <w:t>スシアが調子に乗って必殺技を発動しました</w:t>
+      </w:r>
+    </w:p>
+    <w:p>
+      <w:pPr>
+        <w:pStyle w:val="4"/>
+        <w:ind w:left="210"/>
+      </w:pPr>
+      <w:r>
+        <w:rPr>
+          <w:rFonts w:hint="eastAsia"/>
+        </w:rPr>
+        <w:t>スシアの必殺技は広範囲の敵の動きを止めることができます</w:t>
+      </w:r>
+    </w:p>
+    <w:p>
+      <w:pPr>
+        <w:pStyle w:val="4"/>
+        <w:ind w:left="210"/>
+      </w:pPr>
+      <w:r>
+        <w:rPr>
+          <w:rFonts w:hint="eastAsia"/>
+        </w:rPr>
+        <w:t>が、スシアが調子に乗っているため味方にも当たってしまうかもしれません！</w:t>
+      </w:r>
+    </w:p>
+    <w:p>
+      <w:pPr>
+        <w:pStyle w:val="4"/>
+        <w:ind w:left="210"/>
+      </w:pPr>
+      <w:r>
+        <w:rPr>
+          <w:rFonts w:hint="eastAsia"/>
+        </w:rPr>
+        <w:t>ウルペス「なっ！！」</w:t>
+      </w:r>
+    </w:p>
+    <w:p>
+      <w:pPr>
+        <w:pStyle w:val="4"/>
+        <w:ind w:left="210"/>
+      </w:pPr>
+      <w:r>
+        <w:rPr>
+          <w:rFonts w:hint="eastAsia"/>
+        </w:rPr>
+        <w:t>リハス「うおっ！？」</w:t>
+      </w:r>
+    </w:p>
+    <w:p>
+      <w:pPr>
+        <w:pStyle w:val="4"/>
+        <w:ind w:left="210"/>
+      </w:pPr>
+      <w:r>
+        <w:rPr>
+          <w:rFonts w:hint="eastAsia"/>
+        </w:rPr>
+        <w:t>スシアの調子を下げてあげましょう</w:t>
+      </w:r>
+    </w:p>
+    <w:p>
+      <w:pPr>
+        <w:pStyle w:val="4"/>
+        <w:ind w:left="210"/>
+      </w:pPr>
+      <w:r>
+        <w:rPr>
+          <w:rFonts w:hint="eastAsia"/>
+        </w:rPr>
+        <w:t>防御指示を使ってスシアの行動を防御よりにしてあげましょう</w:t>
+      </w:r>
+    </w:p>
+    <w:p>
+      <w:pPr>
+        <w:pStyle w:val="4"/>
+        <w:ind w:left="210"/>
+      </w:pPr>
+      <w:r>
+        <w:rPr>
+          <w:rFonts w:hint="eastAsia"/>
+        </w:rPr>
+        <w:t>防御に集中することで攻撃の手が減り、調子を下げやすくなります</w:t>
+      </w:r>
+    </w:p>
+    <w:p>
+      <w:pPr>
+        <w:pStyle w:val="4"/>
+        <w:ind w:left="210"/>
+      </w:pPr>
+      <w:r>
+        <w:rPr>
+          <w:rFonts w:hint="eastAsia"/>
+        </w:rPr>
+        <w:t>逆に攻撃よりにしてあげることで高いダメージを狙ったり、調子を上げやすくなります</w:t>
+      </w:r>
+    </w:p>
+    <w:p>
+      <w:pPr>
+        <w:pStyle w:val="4"/>
+        <w:ind w:left="210"/>
+      </w:pPr>
+      <w:r>
+        <w:rPr>
+          <w:rFonts w:hint="eastAsia"/>
+        </w:rPr>
+        <w:t>どちらの行動に集中しているかはここで確認することができます</w:t>
+      </w:r>
+    </w:p>
+    <w:p>
+      <w:pPr>
+        <w:pStyle w:val="4"/>
+        <w:ind w:left="210"/>
+      </w:pPr>
+      <w:r>
+        <w:rPr>
+          <w:rFonts w:hint="eastAsia"/>
+        </w:rPr>
+        <w:t>指示</w:t>
+      </w:r>
+      <w:r>
+        <w:rPr>
+          <w:rFonts w:hint="eastAsia"/>
+        </w:rPr>
+        <w:t>スキルの防御指示をスシアに使用しましょう！</w:t>
+      </w:r>
+    </w:p>
+    <w:p>
+      <w:pPr>
+        <w:pStyle w:val="4"/>
+        <w:ind w:left="210"/>
+      </w:pPr>
+      <w:r>
+        <w:rPr>
+          <w:rFonts w:hint="eastAsia"/>
+        </w:rPr>
+        <w:t>スシア「分かったわ、少し手を</w:t>
+      </w:r>
+      <w:r>
+        <w:rPr>
+          <w:rFonts w:hint="eastAsia"/>
+        </w:rPr>
+        <w:t>止めるわよ</w:t>
+      </w:r>
+      <w:r>
+        <w:rPr>
+          <w:rFonts w:hint="eastAsia"/>
+        </w:rPr>
+        <w:t>」</w:t>
+      </w:r>
+    </w:p>
+    <w:p>
+      <w:pPr>
+        <w:pStyle w:val="4"/>
+        <w:ind w:left="210"/>
+      </w:pPr>
+      <w:r>
+        <w:rPr>
+          <w:rFonts w:hint="eastAsia"/>
+        </w:rPr>
+        <w:t>成功しました！調子に乗っていると指示スキルは無視される場合もあります</w:t>
+      </w:r>
+    </w:p>
+    <w:p>
+      <w:pPr>
+        <w:pStyle w:val="4"/>
+        <w:ind w:left="210"/>
+      </w:pPr>
+      <w:r>
+        <w:rPr>
+          <w:rFonts w:hint="eastAsia"/>
+        </w:rPr>
+        <w:t>今回は運が良かったですね</w:t>
+      </w:r>
+    </w:p>
+    <w:p>
+      <w:pPr>
+        <w:pStyle w:val="4"/>
+        <w:ind w:left="210"/>
+      </w:pPr>
+      <w:r>
+        <w:rPr>
+          <w:rFonts w:hint="eastAsia"/>
+        </w:rPr>
+        <w:t>ウルペス「最後の1体は僕がやろう！」</w:t>
+      </w:r>
+    </w:p>
+    <w:p>
+      <w:pPr>
+        <w:pStyle w:val="4"/>
+        <w:ind w:left="210"/>
+      </w:pPr>
+      <w:r>
+        <w:rPr>
+          <w:rFonts w:hint="eastAsia"/>
+        </w:rPr>
+        <w:t>ウルペスの必殺技は敵1体に大ダメージを与えることができます！</w:t>
+      </w:r>
+    </w:p>
+    <w:p>
+      <w:pPr>
+        <w:pStyle w:val="4"/>
+        <w:ind w:left="210"/>
+      </w:pPr>
+      <w:r>
+        <w:rPr>
+          <w:rFonts w:hint="eastAsia"/>
+        </w:rPr>
+        <w:t>最後の敵にとどめを刺しましょう！</w:t>
+      </w:r>
+    </w:p>
+    <w:p>
+      <w:pPr>
+        <w:pStyle w:val="4"/>
+        <w:ind w:left="210"/>
+      </w:pPr>
+      <w:r>
+        <w:rPr>
+          <w:rFonts w:hint="eastAsia"/>
+        </w:rPr>
+        <w:t>ウルペス「真っ二つ！！」</w:t>
+      </w:r>
+    </w:p>
+    <w:p>
+      <w:pPr>
+        <w:pStyle w:val="2"/>
+      </w:pPr>
+      <w:r>
+        <w:rPr>
+          <w:rFonts w:hint="eastAsia"/>
+        </w:rPr>
+        <w:t>チュートリアル後</w:t>
       </w:r>
     </w:p>
     <w:p>
@@ -527,55 +1211,174 @@
         <w:rPr>
           <w:rFonts w:hint="eastAsia"/>
         </w:rPr>
-        <w:t>敵発見</w:t>
-      </w:r>
-    </w:p>
-    <w:p>
-      <w:pPr>
-        <w:pStyle w:val="4"/>
-        <w:ind w:left="210"/>
-      </w:pPr>
-      <w:r>
-        <w:rPr>
-          <w:rFonts w:hint="eastAsia"/>
-        </w:rPr>
-        <w:t>ウルペス「発見！僕が一番強いということを証明してやろう！」</w:t>
-      </w:r>
-    </w:p>
-    <w:p>
-      <w:pPr>
-        <w:pStyle w:val="4"/>
-        <w:ind w:left="210"/>
-      </w:pPr>
-      <w:r>
-        <w:rPr>
-          <w:rFonts w:hint="eastAsia"/>
-        </w:rPr>
-        <w:t>リハス「どけ！俺様が一番に決まっているだろ！」</w:t>
-      </w:r>
-    </w:p>
-    <w:p>
-      <w:pPr>
-        <w:pStyle w:val="4"/>
-        <w:ind w:left="210"/>
-      </w:pPr>
-      <w:r>
-        <w:rPr>
-          <w:rFonts w:hint="eastAsia"/>
-        </w:rPr>
-        <w:t>スシア「戦うときくらい足並みそろえましょうよ」</w:t>
-      </w:r>
-    </w:p>
-    <w:p>
-      <w:pPr>
-        <w:pStyle w:val="4"/>
-        <w:ind w:left="210"/>
-      </w:pPr>
-      <w:r>
-        <w:rPr>
-          <w:rFonts w:hint="eastAsia"/>
-        </w:rPr>
-        <w:t>スシア「ほんと、バカなのかしら」</w:t>
+        <w:t>なんだかんだみんな強いねとある程度仲良くなる</w:t>
+      </w:r>
+    </w:p>
+    <w:p>
+      <w:pPr>
+        <w:pStyle w:val="4"/>
+      </w:pPr>
+      <w:r>
+        <w:rPr>
+          <w:rFonts w:hint="eastAsia"/>
+        </w:rPr>
+        <w:t>スシア「それで、みんなは何体倒せたのかな？」</w:t>
+      </w:r>
+    </w:p>
+    <w:p>
+      <w:pPr>
+        <w:pStyle w:val="4"/>
+      </w:pPr>
+      <w:r>
+        <w:rPr>
+          <w:rFonts w:hint="eastAsia"/>
+        </w:rPr>
+        <w:t>リハス「俺様が１体も倒せなかったなんて」</w:t>
+      </w:r>
+    </w:p>
+    <w:p>
+      <w:pPr>
+        <w:pStyle w:val="4"/>
+      </w:pPr>
+      <w:r>
+        <w:rPr>
+          <w:rFonts w:hint="eastAsia"/>
+        </w:rPr>
+        <w:t>ウルペス「僕が…負けたなんて」</w:t>
+      </w:r>
+    </w:p>
+    <w:p>
+      <w:pPr>
+        <w:pStyle w:val="4"/>
+      </w:pPr>
+      <w:r>
+        <w:rPr>
+          <w:rFonts w:hint="eastAsia"/>
+        </w:rPr>
+        <w:t>アルジュナ「(一人称)も１体も倒せなかった…」</w:t>
+      </w:r>
+    </w:p>
+    <w:p>
+      <w:pPr>
+        <w:pStyle w:val="4"/>
+      </w:pPr>
+      <w:r>
+        <w:rPr>
+          <w:rFonts w:hint="eastAsia"/>
+        </w:rPr>
+        <w:t>スシア「フィナルドは白魔法士だから当然じゃない？」</w:t>
+      </w:r>
+    </w:p>
+    <w:p>
+      <w:pPr>
+        <w:pStyle w:val="4"/>
+      </w:pPr>
+      <w:r>
+        <w:rPr>
+          <w:rFonts w:hint="eastAsia"/>
+        </w:rPr>
+        <w:t>リハス「認めよう…スシア…」</w:t>
+      </w:r>
+    </w:p>
+    <w:p>
+      <w:pPr>
+        <w:pStyle w:val="4"/>
+      </w:pPr>
+      <w:r>
+        <w:rPr>
+          <w:rFonts w:hint="eastAsia"/>
+        </w:rPr>
+        <w:t>リハス「俺様くらいは強いんだな」</w:t>
+      </w:r>
+    </w:p>
+    <w:p>
+      <w:pPr>
+        <w:pStyle w:val="4"/>
+      </w:pPr>
+      <w:r>
+        <w:rPr>
+          <w:rFonts w:hint="eastAsia"/>
+        </w:rPr>
+        <w:t>スシア「上から目線でどうも」</w:t>
+      </w:r>
+    </w:p>
+    <w:p>
+      <w:pPr>
+        <w:pStyle w:val="4"/>
+      </w:pPr>
+      <w:r>
+        <w:rPr>
+          <w:rFonts w:hint="eastAsia"/>
+        </w:rPr>
+        <w:t>ウルペス「あぁ、そうだな」</w:t>
+      </w:r>
+    </w:p>
+    <w:p>
+      <w:pPr>
+        <w:pStyle w:val="4"/>
+      </w:pPr>
+      <w:r>
+        <w:rPr>
+          <w:rFonts w:hint="eastAsia"/>
+        </w:rPr>
+        <w:t>ウルペス「僕の次くらいには強いな」</w:t>
+      </w:r>
+    </w:p>
+    <w:p>
+      <w:pPr>
+        <w:pStyle w:val="4"/>
+      </w:pPr>
+      <w:r>
+        <w:rPr>
+          <w:rFonts w:hint="eastAsia"/>
+        </w:rPr>
+        <w:t>スシア「トゥルスの</w:t>
+      </w:r>
+      <w:r>
+        <w:rPr>
+          <w:rFonts w:hint="eastAsia"/>
+        </w:rPr>
+        <w:t>次</w:t>
+      </w:r>
+      <w:r>
+        <w:rPr>
+          <w:rFonts w:hint="eastAsia"/>
+        </w:rPr>
+        <w:t>とか光栄で仕方がない</w:t>
+      </w:r>
+      <w:r>
+        <w:rPr>
+          <w:rFonts w:hint="eastAsia"/>
+        </w:rPr>
+        <w:t>わね…</w:t>
+      </w:r>
+      <w:r>
+        <w:rPr>
+          <w:rFonts w:hint="eastAsia"/>
+        </w:rPr>
+        <w:t>」</w:t>
+      </w:r>
+    </w:p>
+    <w:p>
+      <w:pPr>
+        <w:pStyle w:val="4"/>
+      </w:pPr>
+      <w:r>
+        <w:rPr>
+          <w:rFonts w:hint="eastAsia"/>
+        </w:rPr>
+        <w:t>スシア「まあ、みんなセンスはあるんじゃない？」</w:t>
+      </w:r>
+    </w:p>
+    <w:p>
+      <w:pPr>
+        <w:pStyle w:val="4"/>
+      </w:pPr>
+      <w:r>
+        <w:rPr>
+          <w:rFonts w:hint="eastAsia"/>
+        </w:rPr>
+        <w:t>アルジュナ「(まだみんなプライドがあるけど仲良くなれそうでよかった…)」</w:t>
       </w:r>
     </w:p>
     <w:p>
@@ -586,121 +1389,135 @@
         <w:rPr>
           <w:rFonts w:hint="eastAsia"/>
         </w:rPr>
-        <w:t>カットイン、戦闘開始</w:t>
-      </w:r>
-    </w:p>
-    <w:p>
-      <w:pPr>
-        <w:pStyle w:val="4"/>
-        <w:ind w:left="210"/>
-      </w:pPr>
-      <w:r>
-        <w:rPr>
-          <w:rFonts w:hint="eastAsia"/>
-        </w:rPr>
-        <w:t>ウルペス「しっかりサポートしろよ！アルジュナ！」</w:t>
-      </w:r>
-    </w:p>
-    <w:p>
-      <w:pPr>
-        <w:pStyle w:val="4"/>
-        <w:ind w:left="210"/>
-      </w:pPr>
-      <w:r>
-        <w:rPr>
-          <w:rFonts w:hint="eastAsia"/>
-        </w:rPr>
-        <w:t>リハス「力の強い俺様ならサポートする必要もないと思うがな！」</w:t>
-      </w:r>
-    </w:p>
-    <w:p>
-      <w:pPr>
-        <w:pStyle w:val="4"/>
-        <w:ind w:left="210"/>
-      </w:pPr>
-      <w:r>
-        <w:rPr>
-          <w:rFonts w:hint="eastAsia"/>
-        </w:rPr>
-        <w:t>基本的に</w:t>
-      </w:r>
-      <w:r>
-        <w:rPr>
-          <w:rFonts w:hint="eastAsia"/>
-        </w:rPr>
-        <w:t>味方達は自動で戦闘を行います</w:t>
-      </w:r>
-    </w:p>
-    <w:p>
-      <w:pPr>
-        <w:pStyle w:val="4"/>
-        <w:ind w:left="210"/>
-      </w:pPr>
-      <w:r>
-        <w:rPr>
-          <w:rFonts w:hint="eastAsia"/>
-        </w:rPr>
-        <w:t>あなたのサポート能力でチームを勝利に導きましょう</w:t>
-      </w:r>
-      <w:r>
-        <w:rPr>
-          <w:rFonts w:hint="eastAsia"/>
-        </w:rPr>
-        <w:t>！</w:t>
-      </w:r>
-    </w:p>
-    <w:p>
-      <w:pPr>
-        <w:pStyle w:val="4"/>
-        <w:ind w:left="210"/>
-      </w:pPr>
-      <w:r>
-        <w:rPr>
-          <w:rFonts w:hint="eastAsia"/>
-        </w:rPr>
-        <w:t>リハス「おらぁ！まだまだ！」</w:t>
-      </w:r>
-    </w:p>
-    <w:p>
-      <w:pPr>
-        <w:pStyle w:val="4"/>
-        <w:ind w:left="210"/>
-      </w:pPr>
-      <w:r>
-        <w:rPr>
-          <w:rFonts w:hint="eastAsia"/>
-        </w:rPr>
-        <w:t>リハスがダメージを受けました</w:t>
-      </w:r>
-    </w:p>
-    <w:p>
-      <w:pPr>
-        <w:pStyle w:val="4"/>
-        <w:ind w:left="210"/>
-      </w:pPr>
-      <w:r>
-        <w:rPr>
-          <w:rFonts w:hint="eastAsia"/>
-        </w:rPr>
-        <w:t>スキルのヒールをリハスに使用して体力を回復させてあげましょう！</w:t>
-      </w:r>
-    </w:p>
-    <w:p>
-      <w:pPr>
-        <w:pStyle w:val="4"/>
-        <w:ind w:left="210"/>
-      </w:pPr>
-      <w:r>
-        <w:rPr>
-          <w:rFonts w:hint="eastAsia"/>
-        </w:rPr>
-        <w:t>リハス「まだまだ</w:t>
-      </w:r>
-      <w:r>
-        <w:rPr>
-          <w:rFonts w:hint="eastAsia"/>
-        </w:rPr>
-        <w:t>余裕だなぁ！雑魚共！！</w:t>
+        <w:t>魔王討伐頑張ろう！</w:t>
+      </w:r>
+    </w:p>
+    <w:p>
+      <w:pPr>
+        <w:pStyle w:val="4"/>
+      </w:pPr>
+      <w:r>
+        <w:rPr>
+          <w:rFonts w:hint="eastAsia"/>
+        </w:rPr>
+        <w:t>アルジュナ「みんな！改めて、これからよろしくね！」</w:t>
+      </w:r>
+    </w:p>
+    <w:p>
+      <w:pPr>
+        <w:pStyle w:val="4"/>
+      </w:pPr>
+      <w:r>
+        <w:rPr>
+          <w:rFonts w:hint="eastAsia"/>
+        </w:rPr>
+        <w:t>アルジュナ「(まだちょっと不安だけど)」</w:t>
+      </w:r>
+    </w:p>
+    <w:p>
+      <w:pPr>
+        <w:pStyle w:val="4"/>
+      </w:pPr>
+      <w:r>
+        <w:rPr>
+          <w:rFonts w:hint="eastAsia"/>
+        </w:rPr>
+        <w:t>ウルペス「あぁ！僕達で魔王を討伐するぞー！」</w:t>
+      </w:r>
+    </w:p>
+    <w:p>
+      <w:pPr>
+        <w:pStyle w:val="4"/>
+      </w:pPr>
+      <w:r>
+        <w:rPr>
+          <w:rFonts w:hint="eastAsia"/>
+        </w:rPr>
+        <w:t>リハス「俺様に任せな！」</w:t>
+      </w:r>
+    </w:p>
+    <w:p>
+      <w:pPr>
+        <w:pStyle w:val="4"/>
+      </w:pPr>
+      <w:r>
+        <w:rPr>
+          <w:rFonts w:hint="eastAsia"/>
+        </w:rPr>
+        <w:t>スシア「そうね、頑張りましょ」</w:t>
+      </w:r>
+    </w:p>
+    <w:p>
+      <w:pPr>
+        <w:pStyle w:val="3"/>
+      </w:pPr>
+      <w:r>
+        <w:rPr>
+          <w:rFonts w:hint="eastAsia"/>
+        </w:rPr>
+        <w:t>ウルペス</w:t>
+      </w:r>
+      <w:r>
+        <w:rPr>
+          <w:rFonts w:hint="eastAsia"/>
+        </w:rPr>
+        <w:t>出身</w:t>
+      </w:r>
+      <w:r>
+        <w:rPr>
+          <w:rFonts w:hint="eastAsia"/>
+        </w:rPr>
+        <w:t>地方に伝説の剣があるんだ！行こう！</w:t>
+      </w:r>
+    </w:p>
+    <w:p>
+      <w:pPr>
+        <w:pStyle w:val="4"/>
+      </w:pPr>
+      <w:r>
+        <w:rPr>
+          <w:rFonts w:hint="eastAsia"/>
+        </w:rPr>
+        <w:t>ウルペス「早速提案なんだが」</w:t>
+      </w:r>
+    </w:p>
+    <w:p>
+      <w:pPr>
+        <w:pStyle w:val="4"/>
+      </w:pPr>
+      <w:r>
+        <w:rPr>
+          <w:rFonts w:hint="eastAsia"/>
+        </w:rPr>
+        <w:t>ウルペス「森を少し歩いた所に僕が住んでいた村があるんだ」</w:t>
+      </w:r>
+    </w:p>
+    <w:p>
+      <w:pPr>
+        <w:pStyle w:val="4"/>
+      </w:pPr>
+      <w:r>
+        <w:rPr>
+          <w:rFonts w:hint="eastAsia"/>
+        </w:rPr>
+        <w:t>ウルペス「そこの近くの洞窟の奥には伝説の剣があるという噂を昔から聞いているんだ」</w:t>
+      </w:r>
+    </w:p>
+    <w:p>
+      <w:pPr>
+        <w:pStyle w:val="4"/>
+      </w:pPr>
+      <w:r>
+        <w:rPr>
+          <w:rFonts w:hint="eastAsia"/>
+        </w:rPr>
+        <w:t>ウルペス「魔王討伐に</w:t>
+      </w:r>
+      <w:r>
+        <w:rPr>
+          <w:rFonts w:hint="eastAsia"/>
+        </w:rPr>
+        <w:t>は強い武器が必要だからな</w:t>
       </w:r>
       <w:r>
         <w:rPr>
@@ -712,421 +1529,121 @@
     <w:p>
       <w:pPr>
         <w:pStyle w:val="4"/>
-        <w:ind w:left="210"/>
-      </w:pPr>
-      <w:r>
-        <w:rPr>
-          <w:rFonts w:hint="eastAsia"/>
-        </w:rPr>
-        <w:t>ウルペス「おいアルジュナ！僕にシールドをくれ！」</w:t>
-      </w:r>
-    </w:p>
-    <w:p>
-      <w:pPr>
-        <w:pStyle w:val="4"/>
-        <w:ind w:left="210"/>
-      </w:pPr>
-      <w:r>
-        <w:rPr>
-          <w:rFonts w:hint="eastAsia"/>
-        </w:rPr>
-        <w:t>スキルのシェルトを使用してウルペスをシールドで守ってあげましょう！</w:t>
-      </w:r>
-    </w:p>
-    <w:p>
-      <w:pPr>
-        <w:pStyle w:val="4"/>
-        <w:ind w:left="210"/>
-      </w:pPr>
-      <w:r>
-        <w:rPr>
-          <w:rFonts w:hint="eastAsia"/>
-        </w:rPr>
-        <w:t>離れていても近づいてからスキルを打つことができます！</w:t>
-      </w:r>
-    </w:p>
-    <w:p>
-      <w:pPr>
-        <w:pStyle w:val="4"/>
-        <w:ind w:left="210"/>
-      </w:pPr>
-      <w:r>
-        <w:rPr>
-          <w:rFonts w:hint="eastAsia"/>
-        </w:rPr>
-        <w:t>ウルペス「雑魚の攻撃じゃあ僕のシールドは割れないね！」</w:t>
-      </w:r>
-    </w:p>
-    <w:p>
-      <w:pPr>
-        <w:pStyle w:val="4"/>
-        <w:ind w:left="210"/>
-      </w:pPr>
-      <w:r>
-        <w:rPr>
-          <w:rFonts w:hint="eastAsia"/>
-        </w:rPr>
-        <w:t>アルジュナ「(一人称)のシールドなんだけどなぁ、一応。」</w:t>
-      </w:r>
-    </w:p>
-    <w:p>
-      <w:pPr>
-        <w:pStyle w:val="4"/>
-        <w:ind w:left="210"/>
-      </w:pPr>
-      <w:r>
-        <w:rPr>
-          <w:rFonts w:hint="eastAsia"/>
-        </w:rPr>
-        <w:t>リハス「俺様</w:t>
-      </w:r>
-      <w:r>
-        <w:rPr>
-          <w:rFonts w:hint="eastAsia"/>
-        </w:rPr>
-        <w:t>が</w:t>
-      </w:r>
-      <w:r>
-        <w:rPr>
-          <w:rFonts w:hint="eastAsia"/>
-        </w:rPr>
-        <w:t>全員まとめて相手してやる！」</w:t>
-      </w:r>
-    </w:p>
-    <w:p>
-      <w:pPr>
-        <w:pStyle w:val="4"/>
-        <w:ind w:left="210"/>
-      </w:pPr>
-      <w:r>
-        <w:rPr>
-          <w:rFonts w:hint="eastAsia"/>
-        </w:rPr>
-        <w:t>リハスの必殺ゲージが溜まっています</w:t>
-      </w:r>
-    </w:p>
-    <w:p>
-      <w:pPr>
-        <w:pStyle w:val="4"/>
-        <w:ind w:left="210"/>
-      </w:pPr>
-      <w:r>
-        <w:rPr>
-          <w:rFonts w:hint="eastAsia"/>
-        </w:rPr>
-        <w:t>リハスの必殺技は周囲の敵を挑発することができます</w:t>
-      </w:r>
-    </w:p>
-    <w:p>
-      <w:pPr>
-        <w:pStyle w:val="4"/>
-        <w:ind w:left="210"/>
-      </w:pPr>
-      <w:r>
-        <w:rPr>
-          <w:rFonts w:hint="eastAsia"/>
-        </w:rPr>
-        <w:t>(設定されたキー)を押してリハスの必殺技を発動しましょう！</w:t>
-      </w:r>
-    </w:p>
-    <w:p>
-      <w:pPr>
-        <w:pStyle w:val="4"/>
-        <w:ind w:left="210"/>
-      </w:pPr>
-      <w:r>
-        <w:rPr>
-          <w:rFonts w:hint="eastAsia"/>
-        </w:rPr>
-        <w:t>リハス「まとめてかかってこい！」</w:t>
-      </w:r>
-    </w:p>
-    <w:p>
-      <w:pPr>
-        <w:pStyle w:val="4"/>
-        <w:ind w:left="210"/>
-      </w:pPr>
-      <w:r>
-        <w:rPr>
-          <w:rFonts w:hint="eastAsia"/>
-        </w:rPr>
-        <w:t>順調に進んでいますね…おや？</w:t>
-      </w:r>
-    </w:p>
-    <w:p>
-      <w:pPr>
-        <w:pStyle w:val="4"/>
-        <w:ind w:left="210"/>
-      </w:pPr>
-      <w:r>
-        <w:rPr>
-          <w:rFonts w:hint="eastAsia"/>
-        </w:rPr>
-        <w:t>スシア「タイン！邪魔よ！そこ貰ったわ！！」</w:t>
-      </w:r>
-    </w:p>
-    <w:p>
-      <w:pPr>
-        <w:pStyle w:val="4"/>
-        <w:ind w:left="210"/>
-      </w:pPr>
-      <w:r>
-        <w:rPr>
-          <w:rFonts w:hint="eastAsia"/>
-        </w:rPr>
-        <w:t>まずいです！スシアが調子に乗っています！</w:t>
-      </w:r>
-    </w:p>
-    <w:p>
-      <w:pPr>
-        <w:pStyle w:val="4"/>
-        <w:ind w:left="210"/>
-      </w:pPr>
-      <w:r>
-        <w:rPr>
-          <w:rFonts w:hint="eastAsia"/>
-        </w:rPr>
-        <w:t>調子はここで確認することができます</w:t>
-      </w:r>
-    </w:p>
-    <w:p>
-      <w:pPr>
-        <w:pStyle w:val="4"/>
-        <w:ind w:left="210"/>
-      </w:pPr>
-      <w:r>
-        <w:rPr>
-          <w:rFonts w:hint="eastAsia"/>
-        </w:rPr>
-        <w:t>調子に乗っていると防御が疎かになったり、味方のことを気にせずにスキルを振るようになってしまいます</w:t>
-      </w:r>
-    </w:p>
-    <w:p>
-      <w:pPr>
-        <w:pStyle w:val="4"/>
-        <w:ind w:left="210"/>
-      </w:pPr>
-      <w:r>
-        <w:rPr>
-          <w:rFonts w:hint="eastAsia"/>
-        </w:rPr>
-        <w:t>逆に調子が低すぎると敵から逃げてしまったり、攻撃が疎かになります</w:t>
-      </w:r>
-    </w:p>
-    <w:p>
-      <w:pPr>
-        <w:pStyle w:val="4"/>
-        <w:ind w:left="210"/>
-      </w:pPr>
-      <w:r>
-        <w:rPr>
-          <w:rFonts w:hint="eastAsia"/>
-        </w:rPr>
-        <w:t>調子は敵を攻撃したり、回復を受けすぎたりすると上昇します</w:t>
-      </w:r>
-    </w:p>
-    <w:p>
-      <w:pPr>
-        <w:pStyle w:val="4"/>
-        <w:ind w:left="210"/>
-      </w:pPr>
-      <w:r>
-        <w:rPr>
-          <w:rFonts w:hint="eastAsia"/>
-        </w:rPr>
-        <w:t>敵からダメージを受けたり、HPをある程度低く保ってあげると調子を下げることができます</w:t>
-      </w:r>
-    </w:p>
-    <w:p>
-      <w:pPr>
-        <w:pStyle w:val="4"/>
-        <w:ind w:left="210"/>
-      </w:pPr>
-      <w:r>
-        <w:rPr>
-          <w:rFonts w:hint="eastAsia"/>
-        </w:rPr>
-        <w:t>調子に乗っている、もしくは調子が低い味方がいると戦況が不利になっていく可能性が高いです</w:t>
-      </w:r>
-    </w:p>
-    <w:p>
-      <w:pPr>
-        <w:pStyle w:val="4"/>
-        <w:ind w:left="210"/>
-      </w:pPr>
-      <w:r>
-        <w:rPr>
-          <w:rFonts w:hint="eastAsia"/>
-        </w:rPr>
-        <w:t>調子には常に気を配るようにしましょう</w:t>
-      </w:r>
-    </w:p>
-    <w:p>
-      <w:pPr>
-        <w:pStyle w:val="4"/>
-        <w:ind w:left="210"/>
-      </w:pPr>
-      <w:r>
-        <w:rPr>
-          <w:rFonts w:hint="eastAsia"/>
-        </w:rPr>
-        <w:t>スシア「アイスワールド！！」</w:t>
-      </w:r>
-    </w:p>
-    <w:p>
-      <w:pPr>
-        <w:pStyle w:val="4"/>
-        <w:ind w:left="210"/>
-      </w:pPr>
-      <w:r>
-        <w:rPr>
-          <w:rFonts w:hint="eastAsia"/>
-        </w:rPr>
-        <w:t>スシアが調子に乗って必殺技を発動しました</w:t>
-      </w:r>
-    </w:p>
-    <w:p>
-      <w:pPr>
-        <w:pStyle w:val="4"/>
-        <w:ind w:left="210"/>
-      </w:pPr>
-      <w:r>
-        <w:rPr>
-          <w:rFonts w:hint="eastAsia"/>
-        </w:rPr>
-        <w:t>スシアの必殺技は広範囲の敵の動きを止めることができます</w:t>
-      </w:r>
-    </w:p>
-    <w:p>
-      <w:pPr>
-        <w:pStyle w:val="4"/>
-        <w:ind w:left="210"/>
-      </w:pPr>
-      <w:r>
-        <w:rPr>
-          <w:rFonts w:hint="eastAsia"/>
-        </w:rPr>
-        <w:t>が、スシアが調子に乗っているため味方にも当たってしまうかもしれません！</w:t>
-      </w:r>
-    </w:p>
-    <w:p>
-      <w:pPr>
-        <w:pStyle w:val="4"/>
-        <w:ind w:left="210"/>
-      </w:pPr>
-      <w:r>
-        <w:rPr>
-          <w:rFonts w:hint="eastAsia"/>
-        </w:rPr>
-        <w:t>ウルペス「なっ！！」</w:t>
-      </w:r>
-    </w:p>
-    <w:p>
-      <w:pPr>
-        <w:pStyle w:val="4"/>
-        <w:ind w:left="210"/>
-      </w:pPr>
-      <w:r>
-        <w:rPr>
-          <w:rFonts w:hint="eastAsia"/>
-        </w:rPr>
-        <w:t>リハス「うおっ！？」</w:t>
-      </w:r>
-    </w:p>
-    <w:p>
-      <w:pPr>
-        <w:pStyle w:val="4"/>
-        <w:ind w:left="210"/>
-      </w:pPr>
-      <w:r>
-        <w:rPr>
-          <w:rFonts w:hint="eastAsia"/>
-        </w:rPr>
-        <w:t>スシアの調子を下げてあげましょう</w:t>
-      </w:r>
-    </w:p>
-    <w:p>
-      <w:pPr>
-        <w:pStyle w:val="4"/>
-        <w:ind w:left="210"/>
-      </w:pPr>
-      <w:r>
-        <w:rPr>
-          <w:rFonts w:hint="eastAsia"/>
-        </w:rPr>
-        <w:t>防御指示を使ってスシアの行動を防御よりにしてあげましょう</w:t>
-      </w:r>
-    </w:p>
-    <w:p>
-      <w:pPr>
-        <w:pStyle w:val="4"/>
-        <w:ind w:left="210"/>
-      </w:pPr>
-      <w:r>
-        <w:rPr>
-          <w:rFonts w:hint="eastAsia"/>
-        </w:rPr>
-        <w:t>防御に集中することで攻撃の手が減り、調子を下げやすくなります</w:t>
-      </w:r>
-    </w:p>
-    <w:p>
-      <w:pPr>
-        <w:pStyle w:val="4"/>
-        <w:ind w:left="210"/>
-      </w:pPr>
-      <w:r>
-        <w:rPr>
-          <w:rFonts w:hint="eastAsia"/>
-        </w:rPr>
-        <w:t>逆に攻撃よりにしてあげることで高いダメージを狙ったり、調子を上げやすくなります</w:t>
-      </w:r>
-    </w:p>
-    <w:p>
-      <w:pPr>
-        <w:pStyle w:val="4"/>
-        <w:ind w:left="210"/>
-      </w:pPr>
-      <w:r>
-        <w:rPr>
-          <w:rFonts w:hint="eastAsia"/>
-        </w:rPr>
-        <w:t>どちらの行動に集中しているかはここで確認することができます</w:t>
-      </w:r>
-    </w:p>
-    <w:p>
-      <w:pPr>
-        <w:pStyle w:val="4"/>
-        <w:ind w:left="210"/>
-      </w:pPr>
-      <w:r>
-        <w:rPr>
-          <w:rFonts w:hint="eastAsia"/>
-        </w:rPr>
-        <w:t>指示</w:t>
-      </w:r>
-      <w:r>
-        <w:rPr>
-          <w:rFonts w:hint="eastAsia"/>
-        </w:rPr>
-        <w:t>スキルの防御指示をスシアに使用しましょう！</w:t>
-      </w:r>
-    </w:p>
-    <w:p>
-      <w:pPr>
-        <w:pStyle w:val="4"/>
-        <w:ind w:left="210"/>
-      </w:pPr>
-      <w:r>
-        <w:rPr>
-          <w:rFonts w:hint="eastAsia"/>
-        </w:rPr>
-        <w:t>スシア「分かったわ、少し手を</w:t>
-      </w:r>
-      <w:r>
-        <w:rPr>
-          <w:rFonts w:hint="eastAsia"/>
-        </w:rPr>
-        <w:t>止めるわよ</w:t>
+      </w:pPr>
+      <w:r>
+        <w:rPr>
+          <w:rFonts w:hint="eastAsia"/>
+        </w:rPr>
+        <w:t>ウルペス「まずはそこに</w:t>
+      </w:r>
+      <w:r>
+        <w:rPr>
+          <w:rFonts w:hint="eastAsia"/>
+        </w:rPr>
+        <w:t>行かないか</w:t>
+      </w:r>
+      <w:r>
+        <w:rPr>
+          <w:rFonts w:hint="eastAsia"/>
+        </w:rPr>
+        <w:t>？」</w:t>
+      </w:r>
+    </w:p>
+    <w:p>
+      <w:pPr>
+        <w:pStyle w:val="4"/>
+      </w:pPr>
+      <w:r>
+        <w:rPr>
+          <w:rFonts w:hint="eastAsia"/>
+        </w:rPr>
+        <w:t>リハス「伝説の剣か…ワクワクするなぁ！」</w:t>
+      </w:r>
+    </w:p>
+    <w:p>
+      <w:pPr>
+        <w:pStyle w:val="4"/>
+      </w:pPr>
+      <w:r>
+        <w:rPr>
+          <w:rFonts w:hint="eastAsia"/>
+        </w:rPr>
+        <w:t>スシア「魔王城に向かうのにも森を歩く必要はあるし、いいと思うわ」</w:t>
+      </w:r>
+    </w:p>
+    <w:p>
+      <w:pPr>
+        <w:pStyle w:val="4"/>
+      </w:pPr>
+      <w:r>
+        <w:rPr>
+          <w:rFonts w:hint="eastAsia"/>
+        </w:rPr>
+        <w:t>アルジュナ「うん、(一人称)も賛成するよ」</w:t>
+      </w:r>
+    </w:p>
+    <w:p>
+      <w:pPr>
+        <w:pStyle w:val="4"/>
+      </w:pPr>
+      <w:r>
+        <w:t>ウルペス「そうと決まれば、早速出発だ！」</w:t>
+      </w:r>
+    </w:p>
+    <w:p>
+      <w:pPr>
+        <w:pStyle w:val="4"/>
+      </w:pPr>
+      <w:r>
+        <w:t>アルジュナ「準備も忘れないようにしよう」</w:t>
+      </w:r>
+    </w:p>
+    <w:p>
+      <w:pPr>
+        <w:pStyle w:val="4"/>
+      </w:pPr>
+      <w:r>
+        <w:t>ストーリー依頼、道の先、を受注</w:t>
+      </w:r>
+    </w:p>
+    <w:p>
+      <w:pPr>
+        <w:pStyle w:val="3"/>
+      </w:pPr>
+      <w:r>
+        <w:rPr>
+          <w:rFonts w:hint="eastAsia"/>
+        </w:rPr>
+        <w:t>フロスティーニ戦</w:t>
+      </w:r>
+    </w:p>
+    <w:p>
+      <w:pPr>
+        <w:pStyle w:val="4"/>
+      </w:pPr>
+      <w:r>
+        <w:rPr>
+          <w:rFonts w:hint="eastAsia"/>
+        </w:rPr>
+        <w:t>ウルペス「なんだこの</w:t>
+      </w:r>
+      <w:r>
+        <w:rPr>
+          <w:rFonts w:hint="eastAsia"/>
+        </w:rPr>
+        <w:t>魔物</w:t>
+      </w:r>
+      <w:r>
+        <w:rPr>
+          <w:rFonts w:hint="eastAsia"/>
+        </w:rPr>
+        <w:t>、</w:t>
+      </w:r>
+      <w:r>
+        <w:rPr>
+          <w:rFonts w:hint="eastAsia"/>
+        </w:rPr>
+        <w:t>弱そうな見た目してるな</w:t>
       </w:r>
       <w:r>
         <w:rPr>
@@ -1138,84 +1655,24 @@
     <w:p>
       <w:pPr>
         <w:pStyle w:val="4"/>
-        <w:ind w:left="210"/>
-      </w:pPr>
-      <w:r>
-        <w:rPr>
-          <w:rFonts w:hint="eastAsia"/>
-        </w:rPr>
-        <w:t>成功しました！調子に乗っていると指示スキルは無視される場合もあります</w:t>
-      </w:r>
-    </w:p>
-    <w:p>
-      <w:pPr>
-        <w:pStyle w:val="4"/>
-        <w:ind w:left="210"/>
-      </w:pPr>
-      <w:r>
-        <w:rPr>
-          <w:rFonts w:hint="eastAsia"/>
-        </w:rPr>
-        <w:t>今回は運が良かったですね</w:t>
-      </w:r>
-    </w:p>
-    <w:p>
-      <w:pPr>
-        <w:pStyle w:val="4"/>
-        <w:ind w:left="210"/>
-      </w:pPr>
-      <w:r>
-        <w:rPr>
-          <w:rFonts w:hint="eastAsia"/>
-        </w:rPr>
-        <w:t>ウルペス「最後の1体は僕がやろう！」</w:t>
-      </w:r>
-    </w:p>
-    <w:p>
-      <w:pPr>
-        <w:pStyle w:val="4"/>
-        <w:ind w:left="210"/>
-      </w:pPr>
-      <w:r>
-        <w:rPr>
-          <w:rFonts w:hint="eastAsia"/>
-        </w:rPr>
-        <w:t>ウルペスの必殺技は敵1体に大ダメージを与えることができます！</w:t>
-      </w:r>
-    </w:p>
-    <w:p>
-      <w:pPr>
-        <w:pStyle w:val="4"/>
-        <w:ind w:left="210"/>
-      </w:pPr>
-      <w:r>
-        <w:rPr>
-          <w:rFonts w:hint="eastAsia"/>
-        </w:rPr>
-        <w:t>最後の敵にとどめを刺しましょう！</w:t>
-      </w:r>
-    </w:p>
-    <w:p>
-      <w:pPr>
-        <w:pStyle w:val="4"/>
-        <w:ind w:left="210"/>
-      </w:pPr>
-      <w:r>
-        <w:rPr>
-          <w:rFonts w:hint="eastAsia"/>
-        </w:rPr>
-        <w:t>ウルペス「真っ二つ！！」</w:t>
-      </w:r>
-    </w:p>
-    <w:p>
-      <w:pPr>
-        <w:pStyle w:val="2"/>
-      </w:pPr>
-      <w:r>
-        <w:rPr>
-          <w:rFonts w:hint="eastAsia"/>
-        </w:rPr>
-        <w:t>チュートリアル後</w:t>
+      </w:pPr>
+      <w:r>
+        <w:rPr>
+          <w:rFonts w:hint="eastAsia"/>
+        </w:rPr>
+        <w:t>リハス「</w:t>
+      </w:r>
+      <w:r>
+        <w:rPr>
+          <w:rFonts w:hint="eastAsia"/>
+        </w:rPr>
+        <w:t>俺様がぶっ倒してやる</w:t>
+      </w:r>
+      <w:r>
+        <w:rPr>
+          <w:rFonts w:hint="eastAsia"/>
+        </w:rPr>
+        <w:t>」</w:t>
       </w:r>
     </w:p>
     <w:p>
@@ -1226,586 +1683,120 @@
         <w:rPr>
           <w:rFonts w:hint="eastAsia"/>
         </w:rPr>
-        <w:t>なんだかんだみんな強いねとある程度仲良くなる</w:t>
-      </w:r>
-    </w:p>
-    <w:p>
-      <w:pPr>
-        <w:pStyle w:val="4"/>
-      </w:pPr>
-      <w:r>
-        <w:rPr>
-          <w:rFonts w:hint="eastAsia"/>
-        </w:rPr>
-        <w:t>スシア「それで、みんなは何体倒せたのかな？」</w:t>
-      </w:r>
-    </w:p>
-    <w:p>
-      <w:pPr>
-        <w:pStyle w:val="4"/>
-      </w:pPr>
-      <w:r>
-        <w:rPr>
-          <w:rFonts w:hint="eastAsia"/>
-        </w:rPr>
-        <w:t>リハス「俺様が１体も倒せなかったなんて」</w:t>
-      </w:r>
-    </w:p>
-    <w:p>
-      <w:pPr>
-        <w:pStyle w:val="4"/>
-      </w:pPr>
-      <w:r>
-        <w:rPr>
-          <w:rFonts w:hint="eastAsia"/>
-        </w:rPr>
-        <w:t>ウルペス「僕が…負けたなんて」</w:t>
-      </w:r>
-    </w:p>
-    <w:p>
-      <w:pPr>
-        <w:pStyle w:val="4"/>
-      </w:pPr>
-      <w:r>
-        <w:rPr>
-          <w:rFonts w:hint="eastAsia"/>
-        </w:rPr>
-        <w:t>アルジュナ「(一人称)も１体も倒せなかった…」</w:t>
-      </w:r>
-    </w:p>
-    <w:p>
-      <w:pPr>
-        <w:pStyle w:val="4"/>
-      </w:pPr>
-      <w:r>
-        <w:rPr>
-          <w:rFonts w:hint="eastAsia"/>
-        </w:rPr>
-        <w:t>スシア「フィナルドは白魔法士だから当然じゃない？」</w:t>
-      </w:r>
-    </w:p>
-    <w:p>
-      <w:pPr>
-        <w:pStyle w:val="4"/>
-      </w:pPr>
-      <w:r>
-        <w:rPr>
-          <w:rFonts w:hint="eastAsia"/>
-        </w:rPr>
-        <w:t>リハス「認めよう…スシア…」</w:t>
-      </w:r>
-    </w:p>
-    <w:p>
-      <w:pPr>
-        <w:pStyle w:val="4"/>
-      </w:pPr>
-      <w:r>
-        <w:rPr>
-          <w:rFonts w:hint="eastAsia"/>
-        </w:rPr>
-        <w:t>リハス「俺様くらいは強いんだな」</w:t>
-      </w:r>
-    </w:p>
-    <w:p>
-      <w:pPr>
-        <w:pStyle w:val="4"/>
-      </w:pPr>
-      <w:r>
-        <w:rPr>
-          <w:rFonts w:hint="eastAsia"/>
-        </w:rPr>
-        <w:t>スシア「上から目線でどうも」</w:t>
-      </w:r>
-    </w:p>
-    <w:p>
-      <w:pPr>
-        <w:pStyle w:val="4"/>
-      </w:pPr>
-      <w:r>
-        <w:rPr>
-          <w:rFonts w:hint="eastAsia"/>
-        </w:rPr>
-        <w:t>ウルペス「あぁ、そうだな」</w:t>
-      </w:r>
-    </w:p>
-    <w:p>
-      <w:pPr>
-        <w:pStyle w:val="4"/>
-      </w:pPr>
-      <w:r>
-        <w:rPr>
-          <w:rFonts w:hint="eastAsia"/>
-        </w:rPr>
-        <w:t>ウルペス「僕の次くらいには強いな」</w:t>
-      </w:r>
-    </w:p>
-    <w:p>
-      <w:pPr>
-        <w:pStyle w:val="4"/>
-      </w:pPr>
-      <w:r>
-        <w:rPr>
-          <w:rFonts w:hint="eastAsia"/>
-        </w:rPr>
-        <w:t>スシア「トゥルスの</w:t>
-      </w:r>
-      <w:r>
-        <w:rPr>
-          <w:rFonts w:hint="eastAsia"/>
-        </w:rPr>
-        <w:t>次</w:t>
-      </w:r>
-      <w:r>
-        <w:rPr>
-          <w:rFonts w:hint="eastAsia"/>
-        </w:rPr>
-        <w:t>とか光栄で仕方がない</w:t>
-      </w:r>
-      <w:r>
-        <w:rPr>
-          <w:rFonts w:hint="eastAsia"/>
-        </w:rPr>
-        <w:t>わね…</w:t>
+        <w:t>フロスティーニ討伐後</w:t>
+      </w:r>
+    </w:p>
+    <w:p>
+      <w:pPr>
+        <w:pStyle w:val="4"/>
+      </w:pPr>
+      <w:r>
+        <w:rPr>
+          <w:rFonts w:hint="eastAsia"/>
+        </w:rPr>
+        <w:t>スシア「なんだ</w:t>
+      </w:r>
+      <w:r>
+        <w:rPr>
+          <w:rFonts w:hint="eastAsia"/>
+        </w:rPr>
+        <w:t>か</w:t>
+      </w:r>
+      <w:r>
+        <w:rPr>
+          <w:rFonts w:hint="eastAsia"/>
+        </w:rPr>
+        <w:t>不気味な</w:t>
+      </w:r>
+      <w:r>
+        <w:rPr>
+          <w:rFonts w:hint="eastAsia"/>
+        </w:rPr>
+        <w:t>魔物</w:t>
+      </w:r>
+      <w:r>
+        <w:rPr>
+          <w:rFonts w:hint="eastAsia"/>
+        </w:rPr>
+        <w:t>だったわね」</w:t>
+      </w:r>
+    </w:p>
+    <w:p>
+      <w:pPr>
+        <w:pStyle w:val="4"/>
+      </w:pPr>
+      <w:r>
+        <w:rPr>
+          <w:rFonts w:hint="eastAsia"/>
+        </w:rPr>
+        <w:t>アルジュナ「確かに、なんとなくだけど」</w:t>
+      </w:r>
+    </w:p>
+    <w:p>
+      <w:pPr>
+        <w:pStyle w:val="4"/>
+      </w:pPr>
+      <w:r>
+        <w:rPr>
+          <w:rFonts w:hint="eastAsia"/>
+        </w:rPr>
+        <w:t>リハス「はっはっはっ！お前ら、あんな雑魚相手にいつまでビビってんの？」</w:t>
+      </w:r>
+    </w:p>
+    <w:p>
+      <w:pPr>
+        <w:pStyle w:val="4"/>
+      </w:pPr>
+      <w:r>
+        <w:rPr>
+          <w:rFonts w:hint="eastAsia"/>
+        </w:rPr>
+        <w:t>ウルペス「そうだぞ、一体あの雑魚のどこが不気味だったんだ？」</w:t>
+      </w:r>
+    </w:p>
+    <w:p>
+      <w:pPr>
+        <w:pStyle w:val="4"/>
+      </w:pPr>
+      <w:r>
+        <w:rPr>
+          <w:rFonts w:hint="eastAsia"/>
+        </w:rPr>
+        <w:t>スシア「それもそうね、気のせいだったと思うわ」</w:t>
+      </w:r>
+    </w:p>
+    <w:p>
+      <w:pPr>
+        <w:pStyle w:val="4"/>
+      </w:pPr>
+      <w:r>
+        <w:rPr>
+          <w:rFonts w:hint="eastAsia"/>
+        </w:rPr>
+        <w:t>ウルペス「この先が僕が住んでいた村だ」</w:t>
+      </w:r>
+    </w:p>
+    <w:p>
+      <w:pPr>
+        <w:pStyle w:val="4"/>
+      </w:pPr>
+      <w:r>
+        <w:rPr>
+          <w:rFonts w:hint="eastAsia"/>
+        </w:rPr>
+        <w:t>ウルペス「早く行</w:t>
+      </w:r>
+      <w:r>
+        <w:rPr>
+          <w:rFonts w:hint="eastAsia"/>
+        </w:rPr>
+        <w:t>くぞ！</w:t>
       </w:r>
       <w:r>
         <w:rPr>
           <w:rFonts w:hint="eastAsia"/>
         </w:rPr>
         <w:t>」</w:t>
-      </w:r>
-    </w:p>
-    <w:p>
-      <w:pPr>
-        <w:pStyle w:val="4"/>
-      </w:pPr>
-      <w:r>
-        <w:rPr>
-          <w:rFonts w:hint="eastAsia"/>
-        </w:rPr>
-        <w:t>スシア「まあ、みんなセンスはあるんじゃない？」</w:t>
-      </w:r>
-    </w:p>
-    <w:p>
-      <w:pPr>
-        <w:pStyle w:val="4"/>
-      </w:pPr>
-      <w:r>
-        <w:rPr>
-          <w:rFonts w:hint="eastAsia"/>
-        </w:rPr>
-        <w:t>アルジュナ「(まだみんなプライドがあるけど仲良くなれそうでよかった…)」</w:t>
-      </w:r>
-    </w:p>
-    <w:p>
-      <w:pPr>
-        <w:pStyle w:val="3"/>
-      </w:pPr>
-      <w:r>
-        <w:rPr>
-          <w:rFonts w:hint="eastAsia"/>
-        </w:rPr>
-        <w:t>魔王討伐頑張ろう！</w:t>
-      </w:r>
-    </w:p>
-    <w:p>
-      <w:pPr>
-        <w:pStyle w:val="4"/>
-      </w:pPr>
-      <w:r>
-        <w:rPr>
-          <w:rFonts w:hint="eastAsia"/>
-        </w:rPr>
-        <w:t>アルジュナ「みんな！改めて、これからよろしくね！」</w:t>
-      </w:r>
-    </w:p>
-    <w:p>
-      <w:pPr>
-        <w:pStyle w:val="4"/>
-        <w:rPr>
-          <w:rFonts w:hint="eastAsia"/>
-        </w:rPr>
-      </w:pPr>
-      <w:r>
-        <w:rPr>
-          <w:rFonts w:hint="eastAsia"/>
-        </w:rPr>
-        <w:t>アルジュナ「(まだちょっと不安だけど)」</w:t>
-      </w:r>
-    </w:p>
-    <w:p>
-      <w:pPr>
-        <w:pStyle w:val="4"/>
-      </w:pPr>
-      <w:r>
-        <w:rPr>
-          <w:rFonts w:hint="eastAsia"/>
-        </w:rPr>
-        <w:t>ウルペス「あぁ！僕達で魔王を討伐するぞー！」</w:t>
-      </w:r>
-    </w:p>
-    <w:p>
-      <w:pPr>
-        <w:pStyle w:val="4"/>
-      </w:pPr>
-      <w:r>
-        <w:rPr>
-          <w:rFonts w:hint="eastAsia"/>
-        </w:rPr>
-        <w:t>リハス「俺様に任せな！」</w:t>
-      </w:r>
-    </w:p>
-    <w:p>
-      <w:pPr>
-        <w:pStyle w:val="4"/>
-      </w:pPr>
-      <w:r>
-        <w:rPr>
-          <w:rFonts w:hint="eastAsia"/>
-        </w:rPr>
-        <w:t>スシア「そうね、頑張りましょ」</w:t>
-      </w:r>
-    </w:p>
-    <w:p>
-      <w:pPr>
-        <w:pStyle w:val="3"/>
-      </w:pPr>
-      <w:r>
-        <w:rPr>
-          <w:rFonts w:hint="eastAsia"/>
-        </w:rPr>
-        <w:t>ウルペス</w:t>
-      </w:r>
-      <w:r>
-        <w:rPr>
-          <w:rFonts w:hint="eastAsia"/>
-        </w:rPr>
-        <w:t>出身</w:t>
-      </w:r>
-      <w:r>
-        <w:rPr>
-          <w:rFonts w:hint="eastAsia"/>
-        </w:rPr>
-        <w:t>地方に伝説の剣があるんだ！行こう！</w:t>
-      </w:r>
-    </w:p>
-    <w:p>
-      <w:pPr>
-        <w:pStyle w:val="4"/>
-      </w:pPr>
-      <w:r>
-        <w:rPr>
-          <w:rFonts w:hint="eastAsia"/>
-        </w:rPr>
-        <w:t>ウルペス「早速提案なんだが」</w:t>
-      </w:r>
-    </w:p>
-    <w:p>
-      <w:pPr>
-        <w:pStyle w:val="4"/>
-      </w:pPr>
-      <w:r>
-        <w:rPr>
-          <w:rFonts w:hint="eastAsia"/>
-        </w:rPr>
-        <w:t>ウルペス「森を少し歩いた所に僕が住んでいた村があるんだ」</w:t>
-      </w:r>
-    </w:p>
-    <w:p>
-      <w:pPr>
-        <w:pStyle w:val="4"/>
-      </w:pPr>
-      <w:r>
-        <w:rPr>
-          <w:rFonts w:hint="eastAsia"/>
-        </w:rPr>
-        <w:t>ウルペス「そこの近くの洞窟の奥には伝説の剣があるという噂を昔から聞いているんだ」</w:t>
-      </w:r>
-    </w:p>
-    <w:p>
-      <w:pPr>
-        <w:pStyle w:val="4"/>
-      </w:pPr>
-      <w:r>
-        <w:rPr>
-          <w:rFonts w:hint="eastAsia"/>
-        </w:rPr>
-        <w:t>ウルペス「魔王討伐に</w:t>
-      </w:r>
-      <w:r>
-        <w:rPr>
-          <w:rFonts w:hint="eastAsia"/>
-        </w:rPr>
-        <w:t>は強い武器が必要だからな</w:t>
-      </w:r>
-      <w:r>
-        <w:rPr>
-          <w:rFonts w:hint="eastAsia"/>
-        </w:rPr>
-        <w:t>」</w:t>
-      </w:r>
-    </w:p>
-    <w:p>
-      <w:pPr>
-        <w:pStyle w:val="4"/>
-      </w:pPr>
-      <w:r>
-        <w:rPr>
-          <w:rFonts w:hint="eastAsia"/>
-        </w:rPr>
-        <w:t>ウルペス「まずはそこに</w:t>
-      </w:r>
-      <w:r>
-        <w:rPr>
-          <w:rFonts w:hint="eastAsia"/>
-        </w:rPr>
-        <w:t>行かないか</w:t>
-      </w:r>
-      <w:r>
-        <w:rPr>
-          <w:rFonts w:hint="eastAsia"/>
-        </w:rPr>
-        <w:t>？」</w:t>
-      </w:r>
-    </w:p>
-    <w:p>
-      <w:pPr>
-        <w:pStyle w:val="4"/>
-      </w:pPr>
-      <w:r>
-        <w:rPr>
-          <w:rFonts w:hint="eastAsia"/>
-        </w:rPr>
-        <w:t>リハス「伝説の剣か…ワクワクするなぁ！」</w:t>
-      </w:r>
-    </w:p>
-    <w:p>
-      <w:pPr>
-        <w:pStyle w:val="4"/>
-      </w:pPr>
-      <w:r>
-        <w:rPr>
-          <w:rFonts w:hint="eastAsia"/>
-        </w:rPr>
-        <w:t>スシア「魔王城に向かうのにも森を歩く必要はあるし、いいと思うわ」</w:t>
-      </w:r>
-    </w:p>
-    <w:p>
-      <w:pPr>
-        <w:pStyle w:val="4"/>
-      </w:pPr>
-      <w:r>
-        <w:rPr>
-          <w:rFonts w:hint="eastAsia"/>
-        </w:rPr>
-        <w:t>アルジュナ「うん、(一人称)も賛成するよ」</w:t>
-      </w:r>
-    </w:p>
-    <w:p>
-      <w:pPr>
-        <w:pStyle w:val="4"/>
-      </w:pPr>
-      <w:r>
-        <w:t>ウルペス「そうと決まれば、早速出発だ！」</w:t>
-      </w:r>
-    </w:p>
-    <w:p>
-      <w:pPr>
-        <w:pStyle w:val="4"/>
-      </w:pPr>
-      <w:r>
-        <w:t>アルジュナ「準備も忘れないようにしよう」</w:t>
-      </w:r>
-    </w:p>
-    <w:p>
-      <w:pPr>
-        <w:pStyle w:val="4"/>
-      </w:pPr>
-      <w:r>
-        <w:t>ストーリー依頼、道の先、を受注</w:t>
-      </w:r>
-    </w:p>
-    <w:p>
-      <w:pPr>
-        <w:pStyle w:val="3"/>
-      </w:pPr>
-      <w:r>
-        <w:rPr>
-          <w:rFonts w:hint="eastAsia"/>
-        </w:rPr>
-        <w:t>フロスティーニ戦</w:t>
-      </w:r>
-    </w:p>
-    <w:p>
-      <w:pPr>
-        <w:pStyle w:val="4"/>
-      </w:pPr>
-      <w:r>
-        <w:rPr>
-          <w:rFonts w:hint="eastAsia"/>
-        </w:rPr>
-        <w:t>ウルペス「なんだこの</w:t>
-      </w:r>
-      <w:r>
-        <w:rPr>
-          <w:rFonts w:hint="eastAsia"/>
-        </w:rPr>
-        <w:t>魔物</w:t>
-      </w:r>
-      <w:r>
-        <w:rPr>
-          <w:rFonts w:hint="eastAsia"/>
-        </w:rPr>
-        <w:t>、</w:t>
-      </w:r>
-      <w:r>
-        <w:rPr>
-          <w:rFonts w:hint="eastAsia"/>
-        </w:rPr>
-        <w:t>弱そうな見た目してるな</w:t>
-      </w:r>
-      <w:r>
-        <w:rPr>
-          <w:rFonts w:hint="eastAsia"/>
-        </w:rPr>
-        <w:t>」</w:t>
-      </w:r>
-    </w:p>
-    <w:p>
-      <w:pPr>
-        <w:pStyle w:val="4"/>
-      </w:pPr>
-      <w:r>
-        <w:rPr>
-          <w:rFonts w:hint="eastAsia"/>
-        </w:rPr>
-        <w:t>リハス「</w:t>
-      </w:r>
-      <w:r>
-        <w:rPr>
-          <w:rFonts w:hint="eastAsia"/>
-        </w:rPr>
-        <w:t>俺様がぶっ倒してやる</w:t>
-      </w:r>
-      <w:r>
-        <w:rPr>
-          <w:rFonts w:hint="eastAsia"/>
-        </w:rPr>
-        <w:t>」</w:t>
-      </w:r>
-    </w:p>
-    <w:p>
-      <w:pPr>
-        <w:pStyle w:val="3"/>
-      </w:pPr>
-      <w:r>
-        <w:rPr>
-          <w:rFonts w:hint="eastAsia"/>
-        </w:rPr>
-        <w:t>フロスティーニ討伐後</w:t>
-      </w:r>
-    </w:p>
-    <w:p>
-      <w:pPr>
-        <w:pStyle w:val="4"/>
-      </w:pPr>
-      <w:r>
-        <w:rPr>
-          <w:rFonts w:hint="eastAsia"/>
-        </w:rPr>
-        <w:t>スシア「なんだ</w:t>
-      </w:r>
-      <w:r>
-        <w:rPr>
-          <w:rFonts w:hint="eastAsia"/>
-        </w:rPr>
-        <w:t>か</w:t>
-      </w:r>
-      <w:r>
-        <w:rPr>
-          <w:rFonts w:hint="eastAsia"/>
-        </w:rPr>
-        <w:t>不気味な</w:t>
-      </w:r>
-      <w:r>
-        <w:rPr>
-          <w:rFonts w:hint="eastAsia"/>
-        </w:rPr>
-        <w:t>魔物</w:t>
-      </w:r>
-      <w:r>
-        <w:rPr>
-          <w:rFonts w:hint="eastAsia"/>
-        </w:rPr>
-        <w:t>だったわね」</w:t>
-      </w:r>
-    </w:p>
-    <w:p>
-      <w:pPr>
-        <w:pStyle w:val="4"/>
-      </w:pPr>
-      <w:r>
-        <w:rPr>
-          <w:rFonts w:hint="eastAsia"/>
-        </w:rPr>
-        <w:t>アルジュナ「確かに、なんとなくだけど」</w:t>
-      </w:r>
-    </w:p>
-    <w:p>
-      <w:pPr>
-        <w:pStyle w:val="4"/>
-      </w:pPr>
-      <w:r>
-        <w:rPr>
-          <w:rFonts w:hint="eastAsia"/>
-        </w:rPr>
-        <w:t>リハス「はっはっはっ！お前ら、あんな雑魚相手にいつまでビビってんの？」</w:t>
-      </w:r>
-    </w:p>
-    <w:p>
-      <w:pPr>
-        <w:pStyle w:val="4"/>
-      </w:pPr>
-      <w:r>
-        <w:rPr>
-          <w:rFonts w:hint="eastAsia"/>
-        </w:rPr>
-        <w:t>ウルペス「そうだぞ、一体あの雑魚のどこが不気味だったんだ？」</w:t>
-      </w:r>
-    </w:p>
-    <w:p>
-      <w:pPr>
-        <w:pStyle w:val="4"/>
-      </w:pPr>
-      <w:r>
-        <w:rPr>
-          <w:rFonts w:hint="eastAsia"/>
-        </w:rPr>
-        <w:t>スシア「それもそうね、気のせいだったと思うわ」</w:t>
-      </w:r>
-    </w:p>
-    <w:p>
-      <w:pPr>
-        <w:pStyle w:val="4"/>
-      </w:pPr>
-      <w:r>
-        <w:rPr>
-          <w:rFonts w:hint="eastAsia"/>
-        </w:rPr>
-        <w:t>ウルペス「この先が僕が住んでいた村だ」</w:t>
-      </w:r>
-    </w:p>
-    <w:p>
-      <w:pPr>
-        <w:pStyle w:val="4"/>
-        <w:rPr>
-          <w:rFonts w:hint="eastAsia"/>
-        </w:rPr>
-      </w:pPr>
-      <w:r>
-        <w:rPr>
-          <w:rFonts w:hint="eastAsia"/>
-        </w:rPr>
-        <w:t>ウルペス「早く行こう！」</w:t>
       </w:r>
     </w:p>
     <w:p>

--- a/healer-game/メモ/ストーリー.docx
+++ b/healer-game/メモ/ストーリー.docx
@@ -1826,6 +1826,75 @@
           <w:rFonts w:hint="eastAsia"/>
         </w:rPr>
         <w:t>/D</w:t>
+      </w:r>
+    </w:p>
+    <w:p>
+      <w:pPr>
+        <w:pStyle w:val="2"/>
+      </w:pPr>
+      <w:r>
+        <w:rPr>
+          <w:rFonts w:hint="eastAsia"/>
+        </w:rPr>
+        <w:t>村到着</w:t>
+      </w:r>
+    </w:p>
+    <w:p>
+      <w:pPr>
+        <w:pStyle w:val="3"/>
+      </w:pPr>
+      <w:r>
+        <w:rPr>
+          <w:rFonts w:hint="eastAsia"/>
+        </w:rPr>
+        <w:t>ウルペス「ここが僕が生まれ育った村だ！」</w:t>
+      </w:r>
+    </w:p>
+    <w:p>
+      <w:pPr>
+        <w:pStyle w:val="3"/>
+      </w:pPr>
+      <w:r>
+        <w:rPr>
+          <w:rFonts w:hint="eastAsia"/>
+        </w:rPr>
+        <w:t>ウルペス「ここから北へ真っ直ぐ進むと伝説の剣があるという洞窟がある」</w:t>
+      </w:r>
+    </w:p>
+    <w:p>
+      <w:pPr>
+        <w:pStyle w:val="3"/>
+      </w:pPr>
+      <w:r>
+        <w:rPr>
+          <w:rFonts w:hint="eastAsia"/>
+        </w:rPr>
+        <w:t>リハス「おう！早速向かおうぜ！」</w:t>
+      </w:r>
+    </w:p>
+    <w:p>
+      <w:pPr>
+        <w:pStyle w:val="3"/>
+      </w:pPr>
+      <w:r>
+        <w:rPr>
+          <w:rFonts w:hint="eastAsia"/>
+        </w:rPr>
+        <w:t>スシア「少しは休憩させてよ…」</w:t>
+      </w:r>
+    </w:p>
+    <w:p>
+      <w:pPr>
+        <w:pStyle w:val="3"/>
+        <w:rPr>
+          <w:rFonts w:hint="eastAsia"/>
+        </w:rPr>
+      </w:pPr>
+      <w:r>
+        <w:rPr>
+          <w:rFonts w:hint="eastAsia"/>
+        </w:rPr>
+        <w:t>アルジュナ「そうだね、準備ができたら向かおうか」</w:t>
       </w:r>
     </w:p>
     <w:p>
